--- a/TESTER/TUAN10/Báo cáo.docx
+++ b/TESTER/TUAN10/Báo cáo.docx
@@ -14373,169 +14373,1519 @@
     </w:p>
     <w:p>
       <w:pPr>
-        <w:rPr>
-          <w:rFonts w:asciiTheme="majorHAnsi" w:eastAsia="Times New Roman" w:hAnsiTheme="majorHAnsi" w:cstheme="majorHAnsi"/>
-          <w:sz w:val="26"/>
-          <w:szCs w:val="26"/>
-          <w:lang w:eastAsia="vi-VN"/>
-        </w:rPr>
-      </w:pPr>
-      <w:r>
-        <w:rPr>
-          <w:rFonts w:asciiTheme="majorHAnsi" w:eastAsia="Times New Roman" w:hAnsiTheme="majorHAnsi" w:cstheme="majorHAnsi"/>
-          <w:sz w:val="26"/>
-          <w:szCs w:val="26"/>
-          <w:lang w:eastAsia="vi-VN"/>
-        </w:rPr>
-        <w:t>@Test</w:t>
-      </w:r>
-      <w:r>
-        <w:rPr>
-          <w:rFonts w:asciiTheme="majorHAnsi" w:eastAsia="Times New Roman" w:hAnsiTheme="majorHAnsi" w:cstheme="majorHAnsi"/>
-          <w:sz w:val="26"/>
-          <w:szCs w:val="26"/>
-          <w:lang w:eastAsia="vi-VN"/>
-        </w:rPr>
-        <w:br/>
-        <w:t>public void testCreateUser() {</w:t>
-      </w:r>
-      <w:r>
-        <w:rPr>
-          <w:rFonts w:asciiTheme="majorHAnsi" w:eastAsia="Times New Roman" w:hAnsiTheme="majorHAnsi" w:cstheme="majorHAnsi"/>
-          <w:sz w:val="26"/>
-          <w:szCs w:val="26"/>
-          <w:lang w:eastAsia="vi-VN"/>
-        </w:rPr>
-        <w:br/>
-        <w:t xml:space="preserve">    CreateUserRequest request = new CreateUserRequest("Truc Nguyen", "QA");</w:t>
-      </w:r>
-      <w:r>
-        <w:rPr>
-          <w:rFonts w:asciiTheme="majorHAnsi" w:eastAsia="Times New Roman" w:hAnsiTheme="majorHAnsi" w:cstheme="majorHAnsi"/>
-          <w:sz w:val="26"/>
-          <w:szCs w:val="26"/>
-          <w:lang w:eastAsia="vi-VN"/>
-        </w:rPr>
-        <w:br/>
-      </w:r>
-      <w:r>
-        <w:rPr>
-          <w:rFonts w:asciiTheme="majorHAnsi" w:eastAsia="Times New Roman" w:hAnsiTheme="majorHAnsi" w:cstheme="majorHAnsi"/>
-          <w:sz w:val="26"/>
-          <w:szCs w:val="26"/>
-          <w:lang w:eastAsia="vi-VN"/>
-        </w:rPr>
-        <w:br/>
-        <w:t xml:space="preserve">    given()</w:t>
-      </w:r>
-      <w:r>
-        <w:rPr>
-          <w:rFonts w:asciiTheme="majorHAnsi" w:eastAsia="Times New Roman" w:hAnsiTheme="majorHAnsi" w:cstheme="majorHAnsi"/>
-          <w:sz w:val="26"/>
-          <w:szCs w:val="26"/>
-          <w:lang w:eastAsia="vi-VN"/>
-        </w:rPr>
-        <w:br/>
-        <w:t xml:space="preserve">            .spec(requestSpec)</w:t>
-      </w:r>
-      <w:r>
-        <w:rPr>
-          <w:rFonts w:asciiTheme="majorHAnsi" w:eastAsia="Times New Roman" w:hAnsiTheme="majorHAnsi" w:cstheme="majorHAnsi"/>
-          <w:sz w:val="26"/>
-          <w:szCs w:val="26"/>
-          <w:lang w:eastAsia="vi-VN"/>
-        </w:rPr>
-        <w:br/>
-        <w:t xml:space="preserve">            .body(request)</w:t>
-      </w:r>
-      <w:r>
-        <w:rPr>
-          <w:rFonts w:asciiTheme="majorHAnsi" w:eastAsia="Times New Roman" w:hAnsiTheme="majorHAnsi" w:cstheme="majorHAnsi"/>
-          <w:sz w:val="26"/>
-          <w:szCs w:val="26"/>
-          <w:lang w:eastAsia="vi-VN"/>
-        </w:rPr>
-        <w:br/>
-        <w:t xml:space="preserve">    .when()</w:t>
-      </w:r>
-      <w:r>
-        <w:rPr>
-          <w:rFonts w:asciiTheme="majorHAnsi" w:eastAsia="Times New Roman" w:hAnsiTheme="majorHAnsi" w:cstheme="majorHAnsi"/>
-          <w:sz w:val="26"/>
-          <w:szCs w:val="26"/>
-          <w:lang w:eastAsia="vi-VN"/>
-        </w:rPr>
-        <w:br/>
-        <w:t xml:space="preserve">            .post("/users")</w:t>
-      </w:r>
-      <w:r>
-        <w:rPr>
-          <w:rFonts w:asciiTheme="majorHAnsi" w:eastAsia="Times New Roman" w:hAnsiTheme="majorHAnsi" w:cstheme="majorHAnsi"/>
-          <w:sz w:val="26"/>
-          <w:szCs w:val="26"/>
-          <w:lang w:eastAsia="vi-VN"/>
-        </w:rPr>
-        <w:br/>
-      </w:r>
-      <w:r>
-        <w:rPr>
-          <w:rFonts w:asciiTheme="majorHAnsi" w:eastAsia="Times New Roman" w:hAnsiTheme="majorHAnsi" w:cstheme="majorHAnsi"/>
-          <w:sz w:val="26"/>
-          <w:szCs w:val="26"/>
-          <w:lang w:eastAsia="vi-VN"/>
+        <w:shd w:val="clear" w:color="auto" w:fill="1F1F1F"/>
+        <w:spacing w:after="0" w:line="285" w:lineRule="atLeast"/>
+        <w:rPr>
+          <w:rFonts w:ascii="Consolas" w:eastAsia="Times New Roman" w:hAnsi="Consolas" w:cs="Times New Roman"/>
+          <w:color w:val="CCCCCC"/>
+          <w:sz w:val="21"/>
+          <w:szCs w:val="21"/>
+          <w:lang w:val="en-US"/>
+        </w:rPr>
+      </w:pPr>
+      <w:r>
+        <w:rPr>
+          <w:rFonts w:ascii="Consolas" w:eastAsia="Times New Roman" w:hAnsi="Consolas" w:cs="Times New Roman"/>
+          <w:color w:val="CCCCCC"/>
+          <w:sz w:val="21"/>
+          <w:szCs w:val="21"/>
+          <w:lang w:val="en-US"/>
+        </w:rPr>
+        <w:t>@</w:t>
+      </w:r>
+      <w:r>
+        <w:rPr>
+          <w:rFonts w:ascii="Consolas" w:eastAsia="Times New Roman" w:hAnsi="Consolas" w:cs="Times New Roman"/>
+          <w:color w:val="4EC9B0"/>
+          <w:sz w:val="21"/>
+          <w:szCs w:val="21"/>
+          <w:lang w:val="en-US"/>
+        </w:rPr>
+        <w:t>Test</w:t>
+      </w:r>
+      <w:r>
+        <w:rPr>
+          <w:rFonts w:ascii="Consolas" w:eastAsia="Times New Roman" w:hAnsi="Consolas" w:cs="Times New Roman"/>
+          <w:color w:val="CCCCCC"/>
+          <w:sz w:val="21"/>
+          <w:szCs w:val="21"/>
+          <w:lang w:val="en-US"/>
+        </w:rPr>
+        <w:t xml:space="preserve">(priority </w:t>
+      </w:r>
+      <w:r>
+        <w:rPr>
+          <w:rFonts w:ascii="Consolas" w:eastAsia="Times New Roman" w:hAnsi="Consolas" w:cs="Times New Roman"/>
+          <w:color w:val="D4D4D4"/>
+          <w:sz w:val="21"/>
+          <w:szCs w:val="21"/>
+          <w:lang w:val="en-US"/>
+        </w:rPr>
+        <w:t>=</w:t>
+      </w:r>
+      <w:r>
+        <w:rPr>
+          <w:rFonts w:ascii="Consolas" w:eastAsia="Times New Roman" w:hAnsi="Consolas" w:cs="Times New Roman"/>
+          <w:color w:val="CCCCCC"/>
+          <w:sz w:val="21"/>
+          <w:szCs w:val="21"/>
+          <w:lang w:val="en-US"/>
+        </w:rPr>
+        <w:t xml:space="preserve"> </w:t>
+      </w:r>
+      <w:r>
+        <w:rPr>
+          <w:rFonts w:ascii="Consolas" w:eastAsia="Times New Roman" w:hAnsi="Consolas" w:cs="Times New Roman"/>
+          <w:color w:val="B5CEA8"/>
+          <w:sz w:val="21"/>
+          <w:szCs w:val="21"/>
+          <w:lang w:val="en-US"/>
+        </w:rPr>
+        <w:t>1</w:t>
+      </w:r>
+      <w:r>
+        <w:rPr>
+          <w:rFonts w:ascii="Consolas" w:eastAsia="Times New Roman" w:hAnsi="Consolas" w:cs="Times New Roman"/>
+          <w:color w:val="CCCCCC"/>
+          <w:sz w:val="21"/>
+          <w:szCs w:val="21"/>
+          <w:lang w:val="en-US"/>
+        </w:rPr>
+        <w:t>)</w:t>
+      </w:r>
+    </w:p>
+    <w:p>
+      <w:pPr>
+        <w:shd w:val="clear" w:color="auto" w:fill="1F1F1F"/>
+        <w:spacing w:after="0" w:line="285" w:lineRule="atLeast"/>
+        <w:rPr>
+          <w:rFonts w:ascii="Consolas" w:eastAsia="Times New Roman" w:hAnsi="Consolas" w:cs="Times New Roman"/>
+          <w:color w:val="CCCCCC"/>
+          <w:sz w:val="21"/>
+          <w:szCs w:val="21"/>
+          <w:lang w:val="en-US"/>
+        </w:rPr>
+      </w:pPr>
+      <w:r>
+        <w:rPr>
+          <w:rFonts w:ascii="Consolas" w:eastAsia="Times New Roman" w:hAnsi="Consolas" w:cs="Times New Roman"/>
+          <w:color w:val="CCCCCC"/>
+          <w:sz w:val="21"/>
+          <w:szCs w:val="21"/>
+          <w:lang w:val="en-US"/>
+        </w:rPr>
+        <w:t xml:space="preserve">    </w:t>
+      </w:r>
+      <w:r>
+        <w:rPr>
+          <w:rFonts w:ascii="Consolas" w:eastAsia="Times New Roman" w:hAnsi="Consolas" w:cs="Times New Roman"/>
+          <w:color w:val="569CD6"/>
+          <w:sz w:val="21"/>
+          <w:szCs w:val="21"/>
+          <w:lang w:val="en-US"/>
+        </w:rPr>
+        <w:t>public</w:t>
+      </w:r>
+      <w:r>
+        <w:rPr>
+          <w:rFonts w:ascii="Consolas" w:eastAsia="Times New Roman" w:hAnsi="Consolas" w:cs="Times New Roman"/>
+          <w:color w:val="CCCCCC"/>
+          <w:sz w:val="21"/>
+          <w:szCs w:val="21"/>
+          <w:lang w:val="en-US"/>
+        </w:rPr>
+        <w:t xml:space="preserve"> </w:t>
+      </w:r>
+      <w:r>
+        <w:rPr>
+          <w:rFonts w:ascii="Consolas" w:eastAsia="Times New Roman" w:hAnsi="Consolas" w:cs="Times New Roman"/>
+          <w:color w:val="4EC9B0"/>
+          <w:sz w:val="21"/>
+          <w:szCs w:val="21"/>
+          <w:lang w:val="en-US"/>
+        </w:rPr>
+        <w:t>void</w:t>
+      </w:r>
+      <w:r>
+        <w:rPr>
+          <w:rFonts w:ascii="Consolas" w:eastAsia="Times New Roman" w:hAnsi="Consolas" w:cs="Times New Roman"/>
+          <w:color w:val="CCCCCC"/>
+          <w:sz w:val="21"/>
+          <w:szCs w:val="21"/>
+          <w:lang w:val="en-US"/>
+        </w:rPr>
+        <w:t xml:space="preserve"> </w:t>
+      </w:r>
+      <w:r>
+        <w:rPr>
+          <w:rFonts w:ascii="Consolas" w:eastAsia="Times New Roman" w:hAnsi="Consolas" w:cs="Times New Roman"/>
+          <w:color w:val="DCDCAA"/>
+          <w:sz w:val="21"/>
+          <w:szCs w:val="21"/>
+          <w:lang w:val="en-US"/>
+        </w:rPr>
+        <w:t>testCreateUser</w:t>
+      </w:r>
+      <w:r>
+        <w:rPr>
+          <w:rFonts w:ascii="Consolas" w:eastAsia="Times New Roman" w:hAnsi="Consolas" w:cs="Times New Roman"/>
+          <w:color w:val="CCCCCC"/>
+          <w:sz w:val="21"/>
+          <w:szCs w:val="21"/>
+          <w:lang w:val="en-US"/>
+        </w:rPr>
+        <w:t>() {</w:t>
+      </w:r>
+    </w:p>
+    <w:p>
+      <w:pPr>
+        <w:shd w:val="clear" w:color="auto" w:fill="1F1F1F"/>
+        <w:spacing w:after="0" w:line="285" w:lineRule="atLeast"/>
+        <w:rPr>
+          <w:rFonts w:ascii="Consolas" w:eastAsia="Times New Roman" w:hAnsi="Consolas" w:cs="Times New Roman"/>
+          <w:color w:val="CCCCCC"/>
+          <w:sz w:val="21"/>
+          <w:szCs w:val="21"/>
+          <w:lang w:val="en-US"/>
+        </w:rPr>
+      </w:pPr>
+      <w:r>
+        <w:rPr>
+          <w:rFonts w:ascii="Consolas" w:eastAsia="Times New Roman" w:hAnsi="Consolas" w:cs="Times New Roman"/>
+          <w:color w:val="CCCCCC"/>
+          <w:sz w:val="21"/>
+          <w:szCs w:val="21"/>
+          <w:lang w:val="en-US"/>
+        </w:rPr>
+        <w:t xml:space="preserve">        </w:t>
+      </w:r>
+      <w:r>
+        <w:rPr>
+          <w:rFonts w:ascii="Consolas" w:eastAsia="Times New Roman" w:hAnsi="Consolas" w:cs="Times New Roman"/>
+          <w:color w:val="4EC9B0"/>
+          <w:sz w:val="21"/>
+          <w:szCs w:val="21"/>
+          <w:lang w:val="en-US"/>
+        </w:rPr>
+        <w:t>AuthApiTest</w:t>
+      </w:r>
+      <w:r>
+        <w:rPr>
+          <w:rFonts w:ascii="Consolas" w:eastAsia="Times New Roman" w:hAnsi="Consolas" w:cs="Times New Roman"/>
+          <w:color w:val="CCCCCC"/>
+          <w:sz w:val="21"/>
+          <w:szCs w:val="21"/>
+          <w:lang w:val="en-US"/>
+        </w:rPr>
+        <w:t xml:space="preserve"> </w:t>
+      </w:r>
+      <w:r>
+        <w:rPr>
+          <w:rFonts w:ascii="Consolas" w:eastAsia="Times New Roman" w:hAnsi="Consolas" w:cs="Times New Roman"/>
+          <w:color w:val="9CDCFE"/>
+          <w:sz w:val="21"/>
+          <w:szCs w:val="21"/>
+          <w:lang w:val="en-US"/>
+        </w:rPr>
+        <w:t>requestBody</w:t>
+      </w:r>
+      <w:r>
+        <w:rPr>
+          <w:rFonts w:ascii="Consolas" w:eastAsia="Times New Roman" w:hAnsi="Consolas" w:cs="Times New Roman"/>
+          <w:color w:val="CCCCCC"/>
+          <w:sz w:val="21"/>
+          <w:szCs w:val="21"/>
+          <w:lang w:val="en-US"/>
+        </w:rPr>
+        <w:t xml:space="preserve"> </w:t>
+      </w:r>
+      <w:r>
+        <w:rPr>
+          <w:rFonts w:ascii="Consolas" w:eastAsia="Times New Roman" w:hAnsi="Consolas" w:cs="Times New Roman"/>
+          <w:color w:val="D4D4D4"/>
+          <w:sz w:val="21"/>
+          <w:szCs w:val="21"/>
+          <w:lang w:val="en-US"/>
+        </w:rPr>
+        <w:t>=</w:t>
+      </w:r>
+      <w:r>
+        <w:rPr>
+          <w:rFonts w:ascii="Consolas" w:eastAsia="Times New Roman" w:hAnsi="Consolas" w:cs="Times New Roman"/>
+          <w:color w:val="CCCCCC"/>
+          <w:sz w:val="21"/>
+          <w:szCs w:val="21"/>
+          <w:lang w:val="en-US"/>
+        </w:rPr>
+        <w:t xml:space="preserve"> </w:t>
+      </w:r>
+      <w:r>
+        <w:rPr>
+          <w:rFonts w:ascii="Consolas" w:eastAsia="Times New Roman" w:hAnsi="Consolas" w:cs="Times New Roman"/>
+          <w:color w:val="C586C0"/>
+          <w:sz w:val="21"/>
+          <w:szCs w:val="21"/>
+          <w:lang w:val="en-US"/>
+        </w:rPr>
+        <w:t>new</w:t>
+      </w:r>
+      <w:r>
+        <w:rPr>
+          <w:rFonts w:ascii="Consolas" w:eastAsia="Times New Roman" w:hAnsi="Consolas" w:cs="Times New Roman"/>
+          <w:color w:val="CCCCCC"/>
+          <w:sz w:val="21"/>
+          <w:szCs w:val="21"/>
+          <w:lang w:val="en-US"/>
+        </w:rPr>
+        <w:t xml:space="preserve"> </w:t>
+      </w:r>
+      <w:r>
+        <w:rPr>
+          <w:rFonts w:ascii="Consolas" w:eastAsia="Times New Roman" w:hAnsi="Consolas" w:cs="Times New Roman"/>
+          <w:color w:val="DCDCAA"/>
+          <w:sz w:val="21"/>
+          <w:szCs w:val="21"/>
+          <w:lang w:val="en-US"/>
+        </w:rPr>
+        <w:t>AuthApiTest</w:t>
+      </w:r>
+      <w:r>
+        <w:rPr>
+          <w:rFonts w:ascii="Consolas" w:eastAsia="Times New Roman" w:hAnsi="Consolas" w:cs="Times New Roman"/>
+          <w:color w:val="CCCCCC"/>
+          <w:sz w:val="21"/>
+          <w:szCs w:val="21"/>
+          <w:lang w:val="en-US"/>
+        </w:rPr>
+        <w:t>(</w:t>
+      </w:r>
+      <w:r>
+        <w:rPr>
+          <w:rFonts w:ascii="Consolas" w:eastAsia="Times New Roman" w:hAnsi="Consolas" w:cs="Times New Roman"/>
+          <w:color w:val="CE9178"/>
+          <w:sz w:val="21"/>
+          <w:szCs w:val="21"/>
+          <w:lang w:val="en-US"/>
+        </w:rPr>
+        <w:t>"Dang Van Khoa"</w:t>
+      </w:r>
+      <w:r>
+        <w:rPr>
+          <w:rFonts w:ascii="Consolas" w:eastAsia="Times New Roman" w:hAnsi="Consolas" w:cs="Times New Roman"/>
+          <w:color w:val="CCCCCC"/>
+          <w:sz w:val="21"/>
+          <w:szCs w:val="21"/>
+          <w:lang w:val="en-US"/>
+        </w:rPr>
+        <w:t xml:space="preserve">, </w:t>
+      </w:r>
+      <w:r>
+        <w:rPr>
+          <w:rFonts w:ascii="Consolas" w:eastAsia="Times New Roman" w:hAnsi="Consolas" w:cs="Times New Roman"/>
+          <w:color w:val="CE9178"/>
+          <w:sz w:val="21"/>
+          <w:szCs w:val="21"/>
+          <w:lang w:val="en-US"/>
+        </w:rPr>
+        <w:t>"Tester"</w:t>
+      </w:r>
+      <w:r>
+        <w:rPr>
+          <w:rFonts w:ascii="Consolas" w:eastAsia="Times New Roman" w:hAnsi="Consolas" w:cs="Times New Roman"/>
+          <w:color w:val="CCCCCC"/>
+          <w:sz w:val="21"/>
+          <w:szCs w:val="21"/>
+          <w:lang w:val="en-US"/>
+        </w:rPr>
+        <w:t>);</w:t>
+      </w:r>
+    </w:p>
+    <w:p>
+      <w:pPr>
+        <w:shd w:val="clear" w:color="auto" w:fill="1F1F1F"/>
+        <w:spacing w:after="0" w:line="285" w:lineRule="atLeast"/>
+        <w:rPr>
+          <w:rFonts w:ascii="Consolas" w:eastAsia="Times New Roman" w:hAnsi="Consolas" w:cs="Times New Roman"/>
+          <w:color w:val="CCCCCC"/>
+          <w:sz w:val="21"/>
+          <w:szCs w:val="21"/>
+          <w:lang w:val="en-US"/>
+        </w:rPr>
+      </w:pPr>
+    </w:p>
+    <w:p>
+      <w:pPr>
+        <w:shd w:val="clear" w:color="auto" w:fill="1F1F1F"/>
+        <w:spacing w:after="0" w:line="285" w:lineRule="atLeast"/>
+        <w:rPr>
+          <w:rFonts w:ascii="Consolas" w:eastAsia="Times New Roman" w:hAnsi="Consolas" w:cs="Times New Roman"/>
+          <w:color w:val="CCCCCC"/>
+          <w:sz w:val="21"/>
+          <w:szCs w:val="21"/>
+          <w:lang w:val="en-US"/>
+        </w:rPr>
+      </w:pPr>
+      <w:r>
+        <w:rPr>
+          <w:rFonts w:ascii="Consolas" w:eastAsia="Times New Roman" w:hAnsi="Consolas" w:cs="Times New Roman"/>
+          <w:color w:val="CCCCCC"/>
+          <w:sz w:val="21"/>
+          <w:szCs w:val="21"/>
+          <w:lang w:val="en-US"/>
+        </w:rPr>
+        <w:t xml:space="preserve">        </w:t>
+      </w:r>
+      <w:r>
+        <w:rPr>
+          <w:rFonts w:ascii="Consolas" w:eastAsia="Times New Roman" w:hAnsi="Consolas" w:cs="Times New Roman"/>
+          <w:color w:val="4EC9B0"/>
+          <w:sz w:val="21"/>
+          <w:szCs w:val="21"/>
+          <w:lang w:val="en-US"/>
+        </w:rPr>
+        <w:t>Response</w:t>
+      </w:r>
+      <w:r>
+        <w:rPr>
+          <w:rFonts w:ascii="Consolas" w:eastAsia="Times New Roman" w:hAnsi="Consolas" w:cs="Times New Roman"/>
+          <w:color w:val="CCCCCC"/>
+          <w:sz w:val="21"/>
+          <w:szCs w:val="21"/>
+          <w:lang w:val="en-US"/>
+        </w:rPr>
+        <w:t xml:space="preserve"> </w:t>
+      </w:r>
+      <w:r>
+        <w:rPr>
+          <w:rFonts w:ascii="Consolas" w:eastAsia="Times New Roman" w:hAnsi="Consolas" w:cs="Times New Roman"/>
+          <w:color w:val="9CDCFE"/>
+          <w:sz w:val="21"/>
+          <w:szCs w:val="21"/>
+          <w:lang w:val="en-US"/>
+        </w:rPr>
+        <w:t>response</w:t>
+      </w:r>
+      <w:r>
+        <w:rPr>
+          <w:rFonts w:ascii="Consolas" w:eastAsia="Times New Roman" w:hAnsi="Consolas" w:cs="Times New Roman"/>
+          <w:color w:val="CCCCCC"/>
+          <w:sz w:val="21"/>
+          <w:szCs w:val="21"/>
+          <w:lang w:val="en-US"/>
+        </w:rPr>
+        <w:t xml:space="preserve"> </w:t>
+      </w:r>
+      <w:r>
+        <w:rPr>
+          <w:rFonts w:ascii="Consolas" w:eastAsia="Times New Roman" w:hAnsi="Consolas" w:cs="Times New Roman"/>
+          <w:color w:val="D4D4D4"/>
+          <w:sz w:val="21"/>
+          <w:szCs w:val="21"/>
+          <w:lang w:val="en-US"/>
+        </w:rPr>
+        <w:t>=</w:t>
+      </w:r>
+      <w:r>
+        <w:rPr>
+          <w:rFonts w:ascii="Consolas" w:eastAsia="Times New Roman" w:hAnsi="Consolas" w:cs="Times New Roman"/>
+          <w:color w:val="CCCCCC"/>
+          <w:sz w:val="21"/>
+          <w:szCs w:val="21"/>
+          <w:lang w:val="en-US"/>
+        </w:rPr>
+        <w:t xml:space="preserve"> </w:t>
+      </w:r>
+      <w:r>
+        <w:rPr>
+          <w:rFonts w:ascii="Consolas" w:eastAsia="Times New Roman" w:hAnsi="Consolas" w:cs="Times New Roman"/>
+          <w:color w:val="DCDCAA"/>
+          <w:sz w:val="21"/>
+          <w:szCs w:val="21"/>
+          <w:lang w:val="en-US"/>
+        </w:rPr>
+        <w:t>given</w:t>
+      </w:r>
+      <w:r>
+        <w:rPr>
+          <w:rFonts w:ascii="Consolas" w:eastAsia="Times New Roman" w:hAnsi="Consolas" w:cs="Times New Roman"/>
+          <w:color w:val="CCCCCC"/>
+          <w:sz w:val="21"/>
+          <w:szCs w:val="21"/>
+          <w:lang w:val="en-US"/>
+        </w:rPr>
+        <w:t>(requestSpec)</w:t>
+      </w:r>
+    </w:p>
+    <w:p>
+      <w:pPr>
+        <w:shd w:val="clear" w:color="auto" w:fill="1F1F1F"/>
+        <w:spacing w:after="0" w:line="285" w:lineRule="atLeast"/>
+        <w:rPr>
+          <w:rFonts w:ascii="Consolas" w:eastAsia="Times New Roman" w:hAnsi="Consolas" w:cs="Times New Roman"/>
+          <w:color w:val="CCCCCC"/>
+          <w:sz w:val="21"/>
+          <w:szCs w:val="21"/>
+          <w:lang w:val="en-US"/>
+        </w:rPr>
+      </w:pPr>
+      <w:r>
+        <w:rPr>
+          <w:rFonts w:ascii="Consolas" w:eastAsia="Times New Roman" w:hAnsi="Consolas" w:cs="Times New Roman"/>
+          <w:color w:val="CCCCCC"/>
+          <w:sz w:val="21"/>
+          <w:szCs w:val="21"/>
+          <w:lang w:val="en-US"/>
+        </w:rPr>
+        <w:t>                .</w:t>
+      </w:r>
+      <w:r>
+        <w:rPr>
+          <w:rFonts w:ascii="Consolas" w:eastAsia="Times New Roman" w:hAnsi="Consolas" w:cs="Times New Roman"/>
+          <w:color w:val="DCDCAA"/>
+          <w:sz w:val="21"/>
+          <w:szCs w:val="21"/>
+          <w:lang w:val="en-US"/>
+        </w:rPr>
+        <w:t>body</w:t>
+      </w:r>
+      <w:r>
+        <w:rPr>
+          <w:rFonts w:ascii="Consolas" w:eastAsia="Times New Roman" w:hAnsi="Consolas" w:cs="Times New Roman"/>
+          <w:color w:val="CCCCCC"/>
+          <w:sz w:val="21"/>
+          <w:szCs w:val="21"/>
+          <w:lang w:val="en-US"/>
+        </w:rPr>
+        <w:t>(</w:t>
+      </w:r>
+      <w:r>
+        <w:rPr>
+          <w:rFonts w:ascii="Consolas" w:eastAsia="Times New Roman" w:hAnsi="Consolas" w:cs="Times New Roman"/>
+          <w:color w:val="9CDCFE"/>
+          <w:sz w:val="21"/>
+          <w:szCs w:val="21"/>
+          <w:lang w:val="en-US"/>
+        </w:rPr>
+        <w:t>requestBody</w:t>
+      </w:r>
+      <w:r>
+        <w:rPr>
+          <w:rFonts w:ascii="Consolas" w:eastAsia="Times New Roman" w:hAnsi="Consolas" w:cs="Times New Roman"/>
+          <w:color w:val="CCCCCC"/>
+          <w:sz w:val="21"/>
+          <w:szCs w:val="21"/>
+          <w:lang w:val="en-US"/>
+        </w:rPr>
+        <w:t>)</w:t>
+      </w:r>
+    </w:p>
+    <w:p>
+      <w:pPr>
+        <w:shd w:val="clear" w:color="auto" w:fill="1F1F1F"/>
+        <w:spacing w:after="0" w:line="285" w:lineRule="atLeast"/>
+        <w:rPr>
+          <w:rFonts w:ascii="Consolas" w:eastAsia="Times New Roman" w:hAnsi="Consolas" w:cs="Times New Roman"/>
+          <w:color w:val="CCCCCC"/>
+          <w:sz w:val="21"/>
+          <w:szCs w:val="21"/>
+          <w:lang w:val="en-US"/>
+        </w:rPr>
+      </w:pPr>
+      <w:r>
+        <w:rPr>
+          <w:rFonts w:ascii="Consolas" w:eastAsia="Times New Roman" w:hAnsi="Consolas" w:cs="Times New Roman"/>
+          <w:color w:val="CCCCCC"/>
+          <w:sz w:val="21"/>
+          <w:szCs w:val="21"/>
+          <w:lang w:val="en-US"/>
+        </w:rPr>
+        <w:t>                .</w:t>
+      </w:r>
+      <w:r>
+        <w:rPr>
+          <w:rFonts w:ascii="Consolas" w:eastAsia="Times New Roman" w:hAnsi="Consolas" w:cs="Times New Roman"/>
+          <w:color w:val="DCDCAA"/>
+          <w:sz w:val="21"/>
+          <w:szCs w:val="21"/>
+          <w:lang w:val="en-US"/>
+        </w:rPr>
+        <w:t>when</w:t>
+      </w:r>
+      <w:r>
+        <w:rPr>
+          <w:rFonts w:ascii="Consolas" w:eastAsia="Times New Roman" w:hAnsi="Consolas" w:cs="Times New Roman"/>
+          <w:color w:val="CCCCCC"/>
+          <w:sz w:val="21"/>
+          <w:szCs w:val="21"/>
+          <w:lang w:val="en-US"/>
+        </w:rPr>
+        <w:t>()</w:t>
+      </w:r>
+    </w:p>
+    <w:p>
+      <w:pPr>
+        <w:shd w:val="clear" w:color="auto" w:fill="1F1F1F"/>
+        <w:spacing w:after="0" w:line="285" w:lineRule="atLeast"/>
+        <w:rPr>
+          <w:rFonts w:ascii="Consolas" w:eastAsia="Times New Roman" w:hAnsi="Consolas" w:cs="Times New Roman"/>
+          <w:color w:val="CCCCCC"/>
+          <w:sz w:val="21"/>
+          <w:szCs w:val="21"/>
+          <w:lang w:val="en-US"/>
+        </w:rPr>
+      </w:pPr>
+      <w:r>
+        <w:rPr>
+          <w:rFonts w:ascii="Consolas" w:eastAsia="Times New Roman" w:hAnsi="Consolas" w:cs="Times New Roman"/>
+          <w:color w:val="CCCCCC"/>
+          <w:sz w:val="21"/>
+          <w:szCs w:val="21"/>
+          <w:lang w:val="en-US"/>
+        </w:rPr>
+        <w:t>                .</w:t>
+      </w:r>
+      <w:r>
+        <w:rPr>
+          <w:rFonts w:ascii="Consolas" w:eastAsia="Times New Roman" w:hAnsi="Consolas" w:cs="Times New Roman"/>
+          <w:color w:val="DCDCAA"/>
+          <w:sz w:val="21"/>
+          <w:szCs w:val="21"/>
+          <w:lang w:val="en-US"/>
+        </w:rPr>
+        <w:t>post</w:t>
+      </w:r>
+      <w:r>
+        <w:rPr>
+          <w:rFonts w:ascii="Consolas" w:eastAsia="Times New Roman" w:hAnsi="Consolas" w:cs="Times New Roman"/>
+          <w:color w:val="CCCCCC"/>
+          <w:sz w:val="21"/>
+          <w:szCs w:val="21"/>
+          <w:lang w:val="en-US"/>
+        </w:rPr>
+        <w:t>(</w:t>
+      </w:r>
+      <w:r>
+        <w:rPr>
+          <w:rFonts w:ascii="Consolas" w:eastAsia="Times New Roman" w:hAnsi="Consolas" w:cs="Times New Roman"/>
+          <w:color w:val="CE9178"/>
+          <w:sz w:val="21"/>
+          <w:szCs w:val="21"/>
+          <w:lang w:val="en-US"/>
+        </w:rPr>
+        <w:t>"/users"</w:t>
+      </w:r>
+      <w:r>
+        <w:rPr>
+          <w:rFonts w:ascii="Consolas" w:eastAsia="Times New Roman" w:hAnsi="Consolas" w:cs="Times New Roman"/>
+          <w:color w:val="CCCCCC"/>
+          <w:sz w:val="21"/>
+          <w:szCs w:val="21"/>
+          <w:lang w:val="en-US"/>
+        </w:rPr>
+        <w:t>)</w:t>
+      </w:r>
+    </w:p>
+    <w:p>
+      <w:pPr>
+        <w:shd w:val="clear" w:color="auto" w:fill="1F1F1F"/>
+        <w:spacing w:after="0" w:line="285" w:lineRule="atLeast"/>
+        <w:rPr>
+          <w:rFonts w:ascii="Consolas" w:eastAsia="Times New Roman" w:hAnsi="Consolas" w:cs="Times New Roman"/>
+          <w:color w:val="CCCCCC"/>
+          <w:sz w:val="21"/>
+          <w:szCs w:val="21"/>
+          <w:lang w:val="en-US"/>
+        </w:rPr>
+      </w:pPr>
+      <w:r>
+        <w:rPr>
+          <w:rFonts w:ascii="Consolas" w:eastAsia="Times New Roman" w:hAnsi="Consolas" w:cs="Times New Roman"/>
+          <w:color w:val="CCCCCC"/>
+          <w:sz w:val="21"/>
+          <w:szCs w:val="21"/>
+          <w:lang w:val="en-US"/>
+        </w:rPr>
+        <w:t>                .</w:t>
+      </w:r>
+      <w:r>
+        <w:rPr>
+          <w:rFonts w:ascii="Consolas" w:eastAsia="Times New Roman" w:hAnsi="Consolas" w:cs="Times New Roman"/>
+          <w:color w:val="DCDCAA"/>
+          <w:sz w:val="21"/>
+          <w:szCs w:val="21"/>
+          <w:lang w:val="en-US"/>
+        </w:rPr>
+        <w:t>then</w:t>
+      </w:r>
+      <w:r>
+        <w:rPr>
+          <w:rFonts w:ascii="Consolas" w:eastAsia="Times New Roman" w:hAnsi="Consolas" w:cs="Times New Roman"/>
+          <w:color w:val="CCCCCC"/>
+          <w:sz w:val="21"/>
+          <w:szCs w:val="21"/>
+          <w:lang w:val="en-US"/>
+        </w:rPr>
+        <w:t>()</w:t>
+      </w:r>
+    </w:p>
+    <w:p>
+      <w:pPr>
+        <w:shd w:val="clear" w:color="auto" w:fill="1F1F1F"/>
+        <w:spacing w:after="0" w:line="285" w:lineRule="atLeast"/>
+        <w:rPr>
+          <w:rFonts w:ascii="Consolas" w:eastAsia="Times New Roman" w:hAnsi="Consolas" w:cs="Times New Roman"/>
+          <w:color w:val="CCCCCC"/>
+          <w:sz w:val="21"/>
+          <w:szCs w:val="21"/>
+          <w:lang w:val="en-US"/>
+        </w:rPr>
+      </w:pPr>
+      <w:r>
+        <w:rPr>
+          <w:rFonts w:ascii="Consolas" w:eastAsia="Times New Roman" w:hAnsi="Consolas" w:cs="Times New Roman"/>
+          <w:color w:val="CCCCCC"/>
+          <w:sz w:val="21"/>
+          <w:szCs w:val="21"/>
+          <w:lang w:val="en-US"/>
+        </w:rPr>
+        <w:t>                .</w:t>
+      </w:r>
+      <w:r>
+        <w:rPr>
+          <w:rFonts w:ascii="Consolas" w:eastAsia="Times New Roman" w:hAnsi="Consolas" w:cs="Times New Roman"/>
+          <w:color w:val="DCDCAA"/>
+          <w:sz w:val="21"/>
+          <w:szCs w:val="21"/>
+          <w:lang w:val="en-US"/>
+        </w:rPr>
+        <w:t>spec</w:t>
+      </w:r>
+      <w:r>
+        <w:rPr>
+          <w:rFonts w:ascii="Consolas" w:eastAsia="Times New Roman" w:hAnsi="Consolas" w:cs="Times New Roman"/>
+          <w:color w:val="CCCCCC"/>
+          <w:sz w:val="21"/>
+          <w:szCs w:val="21"/>
+          <w:lang w:val="en-US"/>
+        </w:rPr>
+        <w:t>(responseSpec)</w:t>
+      </w:r>
+    </w:p>
+    <w:p>
+      <w:pPr>
+        <w:shd w:val="clear" w:color="auto" w:fill="1F1F1F"/>
+        <w:spacing w:after="0" w:line="285" w:lineRule="atLeast"/>
+        <w:rPr>
+          <w:rFonts w:ascii="Consolas" w:eastAsia="Times New Roman" w:hAnsi="Consolas" w:cs="Times New Roman"/>
+          <w:color w:val="CCCCCC"/>
+          <w:sz w:val="21"/>
+          <w:szCs w:val="21"/>
+          <w:lang w:val="en-US"/>
+        </w:rPr>
+      </w:pPr>
+      <w:r>
+        <w:rPr>
+          <w:rFonts w:ascii="Consolas" w:eastAsia="Times New Roman" w:hAnsi="Consolas" w:cs="Times New Roman"/>
+          <w:color w:val="CCCCCC"/>
+          <w:sz w:val="21"/>
+          <w:szCs w:val="21"/>
+          <w:lang w:val="en-US"/>
         </w:rPr>
         <w:lastRenderedPageBreak/>
-        <w:t xml:space="preserve">    .then()</w:t>
-      </w:r>
-      <w:r>
-        <w:rPr>
-          <w:rFonts w:asciiTheme="majorHAnsi" w:eastAsia="Times New Roman" w:hAnsiTheme="majorHAnsi" w:cstheme="majorHAnsi"/>
-          <w:sz w:val="26"/>
-          <w:szCs w:val="26"/>
-          <w:lang w:eastAsia="vi-VN"/>
-        </w:rPr>
-        <w:br/>
-        <w:t xml:space="preserve">            .statusCode(201)</w:t>
-      </w:r>
-      <w:r>
-        <w:rPr>
-          <w:rFonts w:asciiTheme="majorHAnsi" w:eastAsia="Times New Roman" w:hAnsiTheme="majorHAnsi" w:cstheme="majorHAnsi"/>
-          <w:sz w:val="26"/>
-          <w:szCs w:val="26"/>
-          <w:lang w:eastAsia="vi-VN"/>
-        </w:rPr>
-        <w:br/>
-        <w:t xml:space="preserve">            .body("name", equalTo("Truc Nguyen"))</w:t>
-      </w:r>
-      <w:r>
-        <w:rPr>
-          <w:rFonts w:asciiTheme="majorHAnsi" w:eastAsia="Times New Roman" w:hAnsiTheme="majorHAnsi" w:cstheme="majorHAnsi"/>
-          <w:sz w:val="26"/>
-          <w:szCs w:val="26"/>
-          <w:lang w:eastAsia="vi-VN"/>
-        </w:rPr>
-        <w:br/>
-        <w:t xml:space="preserve">            .body("id", notNullValue())</w:t>
-      </w:r>
-      <w:r>
-        <w:rPr>
-          <w:rFonts w:asciiTheme="majorHAnsi" w:eastAsia="Times New Roman" w:hAnsiTheme="majorHAnsi" w:cstheme="majorHAnsi"/>
-          <w:sz w:val="26"/>
-          <w:szCs w:val="26"/>
-          <w:lang w:eastAsia="vi-VN"/>
-        </w:rPr>
-        <w:br/>
-        <w:t xml:space="preserve">            .body("createdAt", notNullValue());</w:t>
-      </w:r>
-      <w:r>
-        <w:rPr>
-          <w:rFonts w:asciiTheme="majorHAnsi" w:eastAsia="Times New Roman" w:hAnsiTheme="majorHAnsi" w:cstheme="majorHAnsi"/>
-          <w:sz w:val="26"/>
-          <w:szCs w:val="26"/>
-          <w:lang w:eastAsia="vi-VN"/>
-        </w:rPr>
-        <w:br/>
-        <w:t>}</w:t>
+        <w:t>                .</w:t>
+      </w:r>
+      <w:r>
+        <w:rPr>
+          <w:rFonts w:ascii="Consolas" w:eastAsia="Times New Roman" w:hAnsi="Consolas" w:cs="Times New Roman"/>
+          <w:color w:val="DCDCAA"/>
+          <w:sz w:val="21"/>
+          <w:szCs w:val="21"/>
+          <w:lang w:val="en-US"/>
+        </w:rPr>
+        <w:t>statusCode</w:t>
+      </w:r>
+      <w:r>
+        <w:rPr>
+          <w:rFonts w:ascii="Consolas" w:eastAsia="Times New Roman" w:hAnsi="Consolas" w:cs="Times New Roman"/>
+          <w:color w:val="CCCCCC"/>
+          <w:sz w:val="21"/>
+          <w:szCs w:val="21"/>
+          <w:lang w:val="en-US"/>
+        </w:rPr>
+        <w:t>(</w:t>
+      </w:r>
+      <w:r>
+        <w:rPr>
+          <w:rFonts w:ascii="Consolas" w:eastAsia="Times New Roman" w:hAnsi="Consolas" w:cs="Times New Roman"/>
+          <w:color w:val="B5CEA8"/>
+          <w:sz w:val="21"/>
+          <w:szCs w:val="21"/>
+          <w:lang w:val="en-US"/>
+        </w:rPr>
+        <w:t>201</w:t>
+      </w:r>
+      <w:r>
+        <w:rPr>
+          <w:rFonts w:ascii="Consolas" w:eastAsia="Times New Roman" w:hAnsi="Consolas" w:cs="Times New Roman"/>
+          <w:color w:val="CCCCCC"/>
+          <w:sz w:val="21"/>
+          <w:szCs w:val="21"/>
+          <w:lang w:val="en-US"/>
+        </w:rPr>
+        <w:t>)</w:t>
+      </w:r>
+    </w:p>
+    <w:p>
+      <w:pPr>
+        <w:shd w:val="clear" w:color="auto" w:fill="1F1F1F"/>
+        <w:spacing w:after="0" w:line="285" w:lineRule="atLeast"/>
+        <w:rPr>
+          <w:rFonts w:ascii="Consolas" w:eastAsia="Times New Roman" w:hAnsi="Consolas" w:cs="Times New Roman"/>
+          <w:color w:val="CCCCCC"/>
+          <w:sz w:val="21"/>
+          <w:szCs w:val="21"/>
+          <w:lang w:val="en-US"/>
+        </w:rPr>
+      </w:pPr>
+      <w:r>
+        <w:rPr>
+          <w:rFonts w:ascii="Consolas" w:eastAsia="Times New Roman" w:hAnsi="Consolas" w:cs="Times New Roman"/>
+          <w:color w:val="CCCCCC"/>
+          <w:sz w:val="21"/>
+          <w:szCs w:val="21"/>
+          <w:lang w:val="en-US"/>
+        </w:rPr>
+        <w:t>                .</w:t>
+      </w:r>
+      <w:r>
+        <w:rPr>
+          <w:rFonts w:ascii="Consolas" w:eastAsia="Times New Roman" w:hAnsi="Consolas" w:cs="Times New Roman"/>
+          <w:color w:val="DCDCAA"/>
+          <w:sz w:val="21"/>
+          <w:szCs w:val="21"/>
+          <w:lang w:val="en-US"/>
+        </w:rPr>
+        <w:t>body</w:t>
+      </w:r>
+      <w:r>
+        <w:rPr>
+          <w:rFonts w:ascii="Consolas" w:eastAsia="Times New Roman" w:hAnsi="Consolas" w:cs="Times New Roman"/>
+          <w:color w:val="CCCCCC"/>
+          <w:sz w:val="21"/>
+          <w:szCs w:val="21"/>
+          <w:lang w:val="en-US"/>
+        </w:rPr>
+        <w:t>(</w:t>
+      </w:r>
+      <w:r>
+        <w:rPr>
+          <w:rFonts w:ascii="Consolas" w:eastAsia="Times New Roman" w:hAnsi="Consolas" w:cs="Times New Roman"/>
+          <w:color w:val="CE9178"/>
+          <w:sz w:val="21"/>
+          <w:szCs w:val="21"/>
+          <w:lang w:val="en-US"/>
+        </w:rPr>
+        <w:t>"name"</w:t>
+      </w:r>
+      <w:r>
+        <w:rPr>
+          <w:rFonts w:ascii="Consolas" w:eastAsia="Times New Roman" w:hAnsi="Consolas" w:cs="Times New Roman"/>
+          <w:color w:val="CCCCCC"/>
+          <w:sz w:val="21"/>
+          <w:szCs w:val="21"/>
+          <w:lang w:val="en-US"/>
+        </w:rPr>
+        <w:t xml:space="preserve">, </w:t>
+      </w:r>
+      <w:r>
+        <w:rPr>
+          <w:rFonts w:ascii="Consolas" w:eastAsia="Times New Roman" w:hAnsi="Consolas" w:cs="Times New Roman"/>
+          <w:color w:val="DCDCAA"/>
+          <w:sz w:val="21"/>
+          <w:szCs w:val="21"/>
+          <w:lang w:val="en-US"/>
+        </w:rPr>
+        <w:t>equalTo</w:t>
+      </w:r>
+      <w:r>
+        <w:rPr>
+          <w:rFonts w:ascii="Consolas" w:eastAsia="Times New Roman" w:hAnsi="Consolas" w:cs="Times New Roman"/>
+          <w:color w:val="CCCCCC"/>
+          <w:sz w:val="21"/>
+          <w:szCs w:val="21"/>
+          <w:lang w:val="en-US"/>
+        </w:rPr>
+        <w:t>(</w:t>
+      </w:r>
+      <w:r>
+        <w:rPr>
+          <w:rFonts w:ascii="Consolas" w:eastAsia="Times New Roman" w:hAnsi="Consolas" w:cs="Times New Roman"/>
+          <w:color w:val="CE9178"/>
+          <w:sz w:val="21"/>
+          <w:szCs w:val="21"/>
+          <w:lang w:val="en-US"/>
+        </w:rPr>
+        <w:t>"Dang Van Khoa"</w:t>
+      </w:r>
+      <w:r>
+        <w:rPr>
+          <w:rFonts w:ascii="Consolas" w:eastAsia="Times New Roman" w:hAnsi="Consolas" w:cs="Times New Roman"/>
+          <w:color w:val="CCCCCC"/>
+          <w:sz w:val="21"/>
+          <w:szCs w:val="21"/>
+          <w:lang w:val="en-US"/>
+        </w:rPr>
+        <w:t>))</w:t>
+      </w:r>
+    </w:p>
+    <w:p>
+      <w:pPr>
+        <w:shd w:val="clear" w:color="auto" w:fill="1F1F1F"/>
+        <w:spacing w:after="0" w:line="285" w:lineRule="atLeast"/>
+        <w:rPr>
+          <w:rFonts w:ascii="Consolas" w:eastAsia="Times New Roman" w:hAnsi="Consolas" w:cs="Times New Roman"/>
+          <w:color w:val="CCCCCC"/>
+          <w:sz w:val="21"/>
+          <w:szCs w:val="21"/>
+          <w:lang w:val="en-US"/>
+        </w:rPr>
+      </w:pPr>
+      <w:r>
+        <w:rPr>
+          <w:rFonts w:ascii="Consolas" w:eastAsia="Times New Roman" w:hAnsi="Consolas" w:cs="Times New Roman"/>
+          <w:color w:val="CCCCCC"/>
+          <w:sz w:val="21"/>
+          <w:szCs w:val="21"/>
+          <w:lang w:val="en-US"/>
+        </w:rPr>
+        <w:t>                .</w:t>
+      </w:r>
+      <w:r>
+        <w:rPr>
+          <w:rFonts w:ascii="Consolas" w:eastAsia="Times New Roman" w:hAnsi="Consolas" w:cs="Times New Roman"/>
+          <w:color w:val="DCDCAA"/>
+          <w:sz w:val="21"/>
+          <w:szCs w:val="21"/>
+          <w:lang w:val="en-US"/>
+        </w:rPr>
+        <w:t>body</w:t>
+      </w:r>
+      <w:r>
+        <w:rPr>
+          <w:rFonts w:ascii="Consolas" w:eastAsia="Times New Roman" w:hAnsi="Consolas" w:cs="Times New Roman"/>
+          <w:color w:val="CCCCCC"/>
+          <w:sz w:val="21"/>
+          <w:szCs w:val="21"/>
+          <w:lang w:val="en-US"/>
+        </w:rPr>
+        <w:t>(</w:t>
+      </w:r>
+      <w:r>
+        <w:rPr>
+          <w:rFonts w:ascii="Consolas" w:eastAsia="Times New Roman" w:hAnsi="Consolas" w:cs="Times New Roman"/>
+          <w:color w:val="CE9178"/>
+          <w:sz w:val="21"/>
+          <w:szCs w:val="21"/>
+          <w:lang w:val="en-US"/>
+        </w:rPr>
+        <w:t>"job"</w:t>
+      </w:r>
+      <w:r>
+        <w:rPr>
+          <w:rFonts w:ascii="Consolas" w:eastAsia="Times New Roman" w:hAnsi="Consolas" w:cs="Times New Roman"/>
+          <w:color w:val="CCCCCC"/>
+          <w:sz w:val="21"/>
+          <w:szCs w:val="21"/>
+          <w:lang w:val="en-US"/>
+        </w:rPr>
+        <w:t xml:space="preserve">, </w:t>
+      </w:r>
+      <w:r>
+        <w:rPr>
+          <w:rFonts w:ascii="Consolas" w:eastAsia="Times New Roman" w:hAnsi="Consolas" w:cs="Times New Roman"/>
+          <w:color w:val="DCDCAA"/>
+          <w:sz w:val="21"/>
+          <w:szCs w:val="21"/>
+          <w:lang w:val="en-US"/>
+        </w:rPr>
+        <w:t>equalTo</w:t>
+      </w:r>
+      <w:r>
+        <w:rPr>
+          <w:rFonts w:ascii="Consolas" w:eastAsia="Times New Roman" w:hAnsi="Consolas" w:cs="Times New Roman"/>
+          <w:color w:val="CCCCCC"/>
+          <w:sz w:val="21"/>
+          <w:szCs w:val="21"/>
+          <w:lang w:val="en-US"/>
+        </w:rPr>
+        <w:t>(</w:t>
+      </w:r>
+      <w:r>
+        <w:rPr>
+          <w:rFonts w:ascii="Consolas" w:eastAsia="Times New Roman" w:hAnsi="Consolas" w:cs="Times New Roman"/>
+          <w:color w:val="CE9178"/>
+          <w:sz w:val="21"/>
+          <w:szCs w:val="21"/>
+          <w:lang w:val="en-US"/>
+        </w:rPr>
+        <w:t>"Tester"</w:t>
+      </w:r>
+      <w:r>
+        <w:rPr>
+          <w:rFonts w:ascii="Consolas" w:eastAsia="Times New Roman" w:hAnsi="Consolas" w:cs="Times New Roman"/>
+          <w:color w:val="CCCCCC"/>
+          <w:sz w:val="21"/>
+          <w:szCs w:val="21"/>
+          <w:lang w:val="en-US"/>
+        </w:rPr>
+        <w:t>))</w:t>
+      </w:r>
+    </w:p>
+    <w:p>
+      <w:pPr>
+        <w:shd w:val="clear" w:color="auto" w:fill="1F1F1F"/>
+        <w:spacing w:after="0" w:line="285" w:lineRule="atLeast"/>
+        <w:rPr>
+          <w:rFonts w:ascii="Consolas" w:eastAsia="Times New Roman" w:hAnsi="Consolas" w:cs="Times New Roman"/>
+          <w:color w:val="CCCCCC"/>
+          <w:sz w:val="21"/>
+          <w:szCs w:val="21"/>
+          <w:lang w:val="en-US"/>
+        </w:rPr>
+      </w:pPr>
+      <w:r>
+        <w:rPr>
+          <w:rFonts w:ascii="Consolas" w:eastAsia="Times New Roman" w:hAnsi="Consolas" w:cs="Times New Roman"/>
+          <w:color w:val="CCCCCC"/>
+          <w:sz w:val="21"/>
+          <w:szCs w:val="21"/>
+          <w:lang w:val="en-US"/>
+        </w:rPr>
+        <w:t>                .</w:t>
+      </w:r>
+      <w:r>
+        <w:rPr>
+          <w:rFonts w:ascii="Consolas" w:eastAsia="Times New Roman" w:hAnsi="Consolas" w:cs="Times New Roman"/>
+          <w:color w:val="DCDCAA"/>
+          <w:sz w:val="21"/>
+          <w:szCs w:val="21"/>
+          <w:lang w:val="en-US"/>
+        </w:rPr>
+        <w:t>body</w:t>
+      </w:r>
+      <w:r>
+        <w:rPr>
+          <w:rFonts w:ascii="Consolas" w:eastAsia="Times New Roman" w:hAnsi="Consolas" w:cs="Times New Roman"/>
+          <w:color w:val="CCCCCC"/>
+          <w:sz w:val="21"/>
+          <w:szCs w:val="21"/>
+          <w:lang w:val="en-US"/>
+        </w:rPr>
+        <w:t>(</w:t>
+      </w:r>
+      <w:r>
+        <w:rPr>
+          <w:rFonts w:ascii="Consolas" w:eastAsia="Times New Roman" w:hAnsi="Consolas" w:cs="Times New Roman"/>
+          <w:color w:val="CE9178"/>
+          <w:sz w:val="21"/>
+          <w:szCs w:val="21"/>
+          <w:lang w:val="en-US"/>
+        </w:rPr>
+        <w:t>"id"</w:t>
+      </w:r>
+      <w:r>
+        <w:rPr>
+          <w:rFonts w:ascii="Consolas" w:eastAsia="Times New Roman" w:hAnsi="Consolas" w:cs="Times New Roman"/>
+          <w:color w:val="CCCCCC"/>
+          <w:sz w:val="21"/>
+          <w:szCs w:val="21"/>
+          <w:lang w:val="en-US"/>
+        </w:rPr>
+        <w:t xml:space="preserve">, </w:t>
+      </w:r>
+      <w:r>
+        <w:rPr>
+          <w:rFonts w:ascii="Consolas" w:eastAsia="Times New Roman" w:hAnsi="Consolas" w:cs="Times New Roman"/>
+          <w:color w:val="DCDCAA"/>
+          <w:sz w:val="21"/>
+          <w:szCs w:val="21"/>
+          <w:lang w:val="en-US"/>
+        </w:rPr>
+        <w:t>notNullValue</w:t>
+      </w:r>
+      <w:r>
+        <w:rPr>
+          <w:rFonts w:ascii="Consolas" w:eastAsia="Times New Roman" w:hAnsi="Consolas" w:cs="Times New Roman"/>
+          <w:color w:val="CCCCCC"/>
+          <w:sz w:val="21"/>
+          <w:szCs w:val="21"/>
+          <w:lang w:val="en-US"/>
+        </w:rPr>
+        <w:t>())</w:t>
+      </w:r>
+    </w:p>
+    <w:p>
+      <w:pPr>
+        <w:shd w:val="clear" w:color="auto" w:fill="1F1F1F"/>
+        <w:spacing w:after="0" w:line="285" w:lineRule="atLeast"/>
+        <w:rPr>
+          <w:rFonts w:ascii="Consolas" w:eastAsia="Times New Roman" w:hAnsi="Consolas" w:cs="Times New Roman"/>
+          <w:color w:val="CCCCCC"/>
+          <w:sz w:val="21"/>
+          <w:szCs w:val="21"/>
+          <w:lang w:val="en-US"/>
+        </w:rPr>
+      </w:pPr>
+      <w:r>
+        <w:rPr>
+          <w:rFonts w:ascii="Consolas" w:eastAsia="Times New Roman" w:hAnsi="Consolas" w:cs="Times New Roman"/>
+          <w:color w:val="CCCCCC"/>
+          <w:sz w:val="21"/>
+          <w:szCs w:val="21"/>
+          <w:lang w:val="en-US"/>
+        </w:rPr>
+        <w:t>                .</w:t>
+      </w:r>
+      <w:r>
+        <w:rPr>
+          <w:rFonts w:ascii="Consolas" w:eastAsia="Times New Roman" w:hAnsi="Consolas" w:cs="Times New Roman"/>
+          <w:color w:val="DCDCAA"/>
+          <w:sz w:val="21"/>
+          <w:szCs w:val="21"/>
+          <w:lang w:val="en-US"/>
+        </w:rPr>
+        <w:t>extract</w:t>
+      </w:r>
+      <w:r>
+        <w:rPr>
+          <w:rFonts w:ascii="Consolas" w:eastAsia="Times New Roman" w:hAnsi="Consolas" w:cs="Times New Roman"/>
+          <w:color w:val="CCCCCC"/>
+          <w:sz w:val="21"/>
+          <w:szCs w:val="21"/>
+          <w:lang w:val="en-US"/>
+        </w:rPr>
+        <w:t>()</w:t>
+      </w:r>
+    </w:p>
+    <w:p>
+      <w:pPr>
+        <w:shd w:val="clear" w:color="auto" w:fill="1F1F1F"/>
+        <w:spacing w:after="0" w:line="285" w:lineRule="atLeast"/>
+        <w:rPr>
+          <w:rFonts w:ascii="Consolas" w:eastAsia="Times New Roman" w:hAnsi="Consolas" w:cs="Times New Roman"/>
+          <w:color w:val="CCCCCC"/>
+          <w:sz w:val="21"/>
+          <w:szCs w:val="21"/>
+          <w:lang w:val="en-US"/>
+        </w:rPr>
+      </w:pPr>
+      <w:r>
+        <w:rPr>
+          <w:rFonts w:ascii="Consolas" w:eastAsia="Times New Roman" w:hAnsi="Consolas" w:cs="Times New Roman"/>
+          <w:color w:val="CCCCCC"/>
+          <w:sz w:val="21"/>
+          <w:szCs w:val="21"/>
+          <w:lang w:val="en-US"/>
+        </w:rPr>
+        <w:t>                .</w:t>
+      </w:r>
+      <w:r>
+        <w:rPr>
+          <w:rFonts w:ascii="Consolas" w:eastAsia="Times New Roman" w:hAnsi="Consolas" w:cs="Times New Roman"/>
+          <w:color w:val="DCDCAA"/>
+          <w:sz w:val="21"/>
+          <w:szCs w:val="21"/>
+          <w:lang w:val="en-US"/>
+        </w:rPr>
+        <w:t>response</w:t>
+      </w:r>
+      <w:r>
+        <w:rPr>
+          <w:rFonts w:ascii="Consolas" w:eastAsia="Times New Roman" w:hAnsi="Consolas" w:cs="Times New Roman"/>
+          <w:color w:val="CCCCCC"/>
+          <w:sz w:val="21"/>
+          <w:szCs w:val="21"/>
+          <w:lang w:val="en-US"/>
+        </w:rPr>
+        <w:t>();</w:t>
+      </w:r>
+    </w:p>
+    <w:p>
+      <w:pPr>
+        <w:shd w:val="clear" w:color="auto" w:fill="1F1F1F"/>
+        <w:spacing w:after="0" w:line="285" w:lineRule="atLeast"/>
+        <w:rPr>
+          <w:rFonts w:ascii="Consolas" w:eastAsia="Times New Roman" w:hAnsi="Consolas" w:cs="Times New Roman"/>
+          <w:color w:val="CCCCCC"/>
+          <w:sz w:val="21"/>
+          <w:szCs w:val="21"/>
+          <w:lang w:val="en-US"/>
+        </w:rPr>
+      </w:pPr>
+    </w:p>
+    <w:p>
+      <w:pPr>
+        <w:shd w:val="clear" w:color="auto" w:fill="1F1F1F"/>
+        <w:spacing w:after="0" w:line="285" w:lineRule="atLeast"/>
+        <w:rPr>
+          <w:rFonts w:ascii="Consolas" w:eastAsia="Times New Roman" w:hAnsi="Consolas" w:cs="Times New Roman"/>
+          <w:color w:val="CCCCCC"/>
+          <w:sz w:val="21"/>
+          <w:szCs w:val="21"/>
+          <w:lang w:val="en-US"/>
+        </w:rPr>
+      </w:pPr>
+      <w:r>
+        <w:rPr>
+          <w:rFonts w:ascii="Consolas" w:eastAsia="Times New Roman" w:hAnsi="Consolas" w:cs="Times New Roman"/>
+          <w:color w:val="CCCCCC"/>
+          <w:sz w:val="21"/>
+          <w:szCs w:val="21"/>
+          <w:lang w:val="en-US"/>
+        </w:rPr>
+        <w:t xml:space="preserve">        </w:t>
+      </w:r>
+      <w:r>
+        <w:rPr>
+          <w:rFonts w:ascii="Consolas" w:eastAsia="Times New Roman" w:hAnsi="Consolas" w:cs="Times New Roman"/>
+          <w:color w:val="9CDCFE"/>
+          <w:sz w:val="21"/>
+          <w:szCs w:val="21"/>
+          <w:lang w:val="en-US"/>
+        </w:rPr>
+        <w:t>createdUserId</w:t>
+      </w:r>
+      <w:r>
+        <w:rPr>
+          <w:rFonts w:ascii="Consolas" w:eastAsia="Times New Roman" w:hAnsi="Consolas" w:cs="Times New Roman"/>
+          <w:color w:val="CCCCCC"/>
+          <w:sz w:val="21"/>
+          <w:szCs w:val="21"/>
+          <w:lang w:val="en-US"/>
+        </w:rPr>
+        <w:t xml:space="preserve"> </w:t>
+      </w:r>
+      <w:r>
+        <w:rPr>
+          <w:rFonts w:ascii="Consolas" w:eastAsia="Times New Roman" w:hAnsi="Consolas" w:cs="Times New Roman"/>
+          <w:color w:val="D4D4D4"/>
+          <w:sz w:val="21"/>
+          <w:szCs w:val="21"/>
+          <w:lang w:val="en-US"/>
+        </w:rPr>
+        <w:t>=</w:t>
+      </w:r>
+      <w:r>
+        <w:rPr>
+          <w:rFonts w:ascii="Consolas" w:eastAsia="Times New Roman" w:hAnsi="Consolas" w:cs="Times New Roman"/>
+          <w:color w:val="CCCCCC"/>
+          <w:sz w:val="21"/>
+          <w:szCs w:val="21"/>
+          <w:lang w:val="en-US"/>
+        </w:rPr>
+        <w:t xml:space="preserve"> </w:t>
+      </w:r>
+      <w:r>
+        <w:rPr>
+          <w:rFonts w:ascii="Consolas" w:eastAsia="Times New Roman" w:hAnsi="Consolas" w:cs="Times New Roman"/>
+          <w:color w:val="9CDCFE"/>
+          <w:sz w:val="21"/>
+          <w:szCs w:val="21"/>
+          <w:lang w:val="en-US"/>
+        </w:rPr>
+        <w:t>response</w:t>
+      </w:r>
+      <w:r>
+        <w:rPr>
+          <w:rFonts w:ascii="Consolas" w:eastAsia="Times New Roman" w:hAnsi="Consolas" w:cs="Times New Roman"/>
+          <w:color w:val="CCCCCC"/>
+          <w:sz w:val="21"/>
+          <w:szCs w:val="21"/>
+          <w:lang w:val="en-US"/>
+        </w:rPr>
+        <w:t>.</w:t>
+      </w:r>
+      <w:r>
+        <w:rPr>
+          <w:rFonts w:ascii="Consolas" w:eastAsia="Times New Roman" w:hAnsi="Consolas" w:cs="Times New Roman"/>
+          <w:color w:val="DCDCAA"/>
+          <w:sz w:val="21"/>
+          <w:szCs w:val="21"/>
+          <w:lang w:val="en-US"/>
+        </w:rPr>
+        <w:t>jsonPath</w:t>
+      </w:r>
+      <w:r>
+        <w:rPr>
+          <w:rFonts w:ascii="Consolas" w:eastAsia="Times New Roman" w:hAnsi="Consolas" w:cs="Times New Roman"/>
+          <w:color w:val="CCCCCC"/>
+          <w:sz w:val="21"/>
+          <w:szCs w:val="21"/>
+          <w:lang w:val="en-US"/>
+        </w:rPr>
+        <w:t>().</w:t>
+      </w:r>
+      <w:r>
+        <w:rPr>
+          <w:rFonts w:ascii="Consolas" w:eastAsia="Times New Roman" w:hAnsi="Consolas" w:cs="Times New Roman"/>
+          <w:color w:val="DCDCAA"/>
+          <w:sz w:val="21"/>
+          <w:szCs w:val="21"/>
+          <w:lang w:val="en-US"/>
+        </w:rPr>
+        <w:t>getString</w:t>
+      </w:r>
+      <w:r>
+        <w:rPr>
+          <w:rFonts w:ascii="Consolas" w:eastAsia="Times New Roman" w:hAnsi="Consolas" w:cs="Times New Roman"/>
+          <w:color w:val="CCCCCC"/>
+          <w:sz w:val="21"/>
+          <w:szCs w:val="21"/>
+          <w:lang w:val="en-US"/>
+        </w:rPr>
+        <w:t>(</w:t>
+      </w:r>
+      <w:r>
+        <w:rPr>
+          <w:rFonts w:ascii="Consolas" w:eastAsia="Times New Roman" w:hAnsi="Consolas" w:cs="Times New Roman"/>
+          <w:color w:val="CE9178"/>
+          <w:sz w:val="21"/>
+          <w:szCs w:val="21"/>
+          <w:lang w:val="en-US"/>
+        </w:rPr>
+        <w:t>"id"</w:t>
+      </w:r>
+      <w:r>
+        <w:rPr>
+          <w:rFonts w:ascii="Consolas" w:eastAsia="Times New Roman" w:hAnsi="Consolas" w:cs="Times New Roman"/>
+          <w:color w:val="CCCCCC"/>
+          <w:sz w:val="21"/>
+          <w:szCs w:val="21"/>
+          <w:lang w:val="en-US"/>
+        </w:rPr>
+        <w:t>);</w:t>
+      </w:r>
+    </w:p>
+    <w:p>
+      <w:pPr>
+        <w:shd w:val="clear" w:color="auto" w:fill="1F1F1F"/>
+        <w:spacing w:after="0" w:line="285" w:lineRule="atLeast"/>
+        <w:rPr>
+          <w:rFonts w:ascii="Consolas" w:eastAsia="Times New Roman" w:hAnsi="Consolas" w:cs="Times New Roman"/>
+          <w:color w:val="CCCCCC"/>
+          <w:sz w:val="21"/>
+          <w:szCs w:val="21"/>
+          <w:lang w:val="en-US"/>
+        </w:rPr>
+      </w:pPr>
+    </w:p>
+    <w:p>
+      <w:pPr>
+        <w:shd w:val="clear" w:color="auto" w:fill="1F1F1F"/>
+        <w:spacing w:after="0" w:line="285" w:lineRule="atLeast"/>
+        <w:rPr>
+          <w:rFonts w:ascii="Consolas" w:eastAsia="Times New Roman" w:hAnsi="Consolas" w:cs="Times New Roman"/>
+          <w:color w:val="CCCCCC"/>
+          <w:sz w:val="21"/>
+          <w:szCs w:val="21"/>
+          <w:lang w:val="en-US"/>
+        </w:rPr>
+      </w:pPr>
+      <w:r>
+        <w:rPr>
+          <w:rFonts w:ascii="Consolas" w:eastAsia="Times New Roman" w:hAnsi="Consolas" w:cs="Times New Roman"/>
+          <w:color w:val="CCCCCC"/>
+          <w:sz w:val="21"/>
+          <w:szCs w:val="21"/>
+          <w:lang w:val="en-US"/>
+        </w:rPr>
+        <w:t xml:space="preserve">        </w:t>
+      </w:r>
+      <w:r>
+        <w:rPr>
+          <w:rFonts w:ascii="Consolas" w:eastAsia="Times New Roman" w:hAnsi="Consolas" w:cs="Times New Roman"/>
+          <w:color w:val="9CDCFE"/>
+          <w:sz w:val="21"/>
+          <w:szCs w:val="21"/>
+          <w:lang w:val="en-US"/>
+        </w:rPr>
+        <w:t>Assert</w:t>
+      </w:r>
+      <w:r>
+        <w:rPr>
+          <w:rFonts w:ascii="Consolas" w:eastAsia="Times New Roman" w:hAnsi="Consolas" w:cs="Times New Roman"/>
+          <w:color w:val="CCCCCC"/>
+          <w:sz w:val="21"/>
+          <w:szCs w:val="21"/>
+          <w:lang w:val="en-US"/>
+        </w:rPr>
+        <w:t>.</w:t>
+      </w:r>
+      <w:r>
+        <w:rPr>
+          <w:rFonts w:ascii="Consolas" w:eastAsia="Times New Roman" w:hAnsi="Consolas" w:cs="Times New Roman"/>
+          <w:color w:val="DCDCAA"/>
+          <w:sz w:val="21"/>
+          <w:szCs w:val="21"/>
+          <w:lang w:val="en-US"/>
+        </w:rPr>
+        <w:t>assertNotNull</w:t>
+      </w:r>
+      <w:r>
+        <w:rPr>
+          <w:rFonts w:ascii="Consolas" w:eastAsia="Times New Roman" w:hAnsi="Consolas" w:cs="Times New Roman"/>
+          <w:color w:val="CCCCCC"/>
+          <w:sz w:val="21"/>
+          <w:szCs w:val="21"/>
+          <w:lang w:val="en-US"/>
+        </w:rPr>
+        <w:t>(</w:t>
+      </w:r>
+      <w:r>
+        <w:rPr>
+          <w:rFonts w:ascii="Consolas" w:eastAsia="Times New Roman" w:hAnsi="Consolas" w:cs="Times New Roman"/>
+          <w:color w:val="9CDCFE"/>
+          <w:sz w:val="21"/>
+          <w:szCs w:val="21"/>
+          <w:lang w:val="en-US"/>
+        </w:rPr>
+        <w:t>createdUserId</w:t>
+      </w:r>
+      <w:r>
+        <w:rPr>
+          <w:rFonts w:ascii="Consolas" w:eastAsia="Times New Roman" w:hAnsi="Consolas" w:cs="Times New Roman"/>
+          <w:color w:val="CCCCCC"/>
+          <w:sz w:val="21"/>
+          <w:szCs w:val="21"/>
+          <w:lang w:val="en-US"/>
+        </w:rPr>
+        <w:t>);</w:t>
+      </w:r>
+    </w:p>
+    <w:p>
+      <w:pPr>
+        <w:shd w:val="clear" w:color="auto" w:fill="1F1F1F"/>
+        <w:spacing w:after="0" w:line="285" w:lineRule="atLeast"/>
+        <w:rPr>
+          <w:rFonts w:ascii="Consolas" w:eastAsia="Times New Roman" w:hAnsi="Consolas" w:cs="Times New Roman"/>
+          <w:color w:val="CCCCCC"/>
+          <w:sz w:val="21"/>
+          <w:szCs w:val="21"/>
+          <w:lang w:val="en-US"/>
+        </w:rPr>
+      </w:pPr>
+      <w:r>
+        <w:rPr>
+          <w:rFonts w:ascii="Consolas" w:eastAsia="Times New Roman" w:hAnsi="Consolas" w:cs="Times New Roman"/>
+          <w:color w:val="CCCCCC"/>
+          <w:sz w:val="21"/>
+          <w:szCs w:val="21"/>
+          <w:lang w:val="en-US"/>
+        </w:rPr>
+        <w:t xml:space="preserve">        </w:t>
+      </w:r>
+      <w:r>
+        <w:rPr>
+          <w:rFonts w:ascii="Consolas" w:eastAsia="Times New Roman" w:hAnsi="Consolas" w:cs="Times New Roman"/>
+          <w:color w:val="9CDCFE"/>
+          <w:sz w:val="21"/>
+          <w:szCs w:val="21"/>
+          <w:lang w:val="en-US"/>
+        </w:rPr>
+        <w:t>Assert</w:t>
+      </w:r>
+      <w:r>
+        <w:rPr>
+          <w:rFonts w:ascii="Consolas" w:eastAsia="Times New Roman" w:hAnsi="Consolas" w:cs="Times New Roman"/>
+          <w:color w:val="CCCCCC"/>
+          <w:sz w:val="21"/>
+          <w:szCs w:val="21"/>
+          <w:lang w:val="en-US"/>
+        </w:rPr>
+        <w:t>.</w:t>
+      </w:r>
+      <w:r>
+        <w:rPr>
+          <w:rFonts w:ascii="Consolas" w:eastAsia="Times New Roman" w:hAnsi="Consolas" w:cs="Times New Roman"/>
+          <w:color w:val="DCDCAA"/>
+          <w:sz w:val="21"/>
+          <w:szCs w:val="21"/>
+          <w:lang w:val="en-US"/>
+        </w:rPr>
+        <w:t>assertFalse</w:t>
+      </w:r>
+      <w:r>
+        <w:rPr>
+          <w:rFonts w:ascii="Consolas" w:eastAsia="Times New Roman" w:hAnsi="Consolas" w:cs="Times New Roman"/>
+          <w:color w:val="CCCCCC"/>
+          <w:sz w:val="21"/>
+          <w:szCs w:val="21"/>
+          <w:lang w:val="en-US"/>
+        </w:rPr>
+        <w:t>(</w:t>
+      </w:r>
+      <w:r>
+        <w:rPr>
+          <w:rFonts w:ascii="Consolas" w:eastAsia="Times New Roman" w:hAnsi="Consolas" w:cs="Times New Roman"/>
+          <w:color w:val="9CDCFE"/>
+          <w:sz w:val="21"/>
+          <w:szCs w:val="21"/>
+          <w:lang w:val="en-US"/>
+        </w:rPr>
+        <w:t>createdUserId</w:t>
+      </w:r>
+      <w:r>
+        <w:rPr>
+          <w:rFonts w:ascii="Consolas" w:eastAsia="Times New Roman" w:hAnsi="Consolas" w:cs="Times New Roman"/>
+          <w:color w:val="CCCCCC"/>
+          <w:sz w:val="21"/>
+          <w:szCs w:val="21"/>
+          <w:lang w:val="en-US"/>
+        </w:rPr>
+        <w:t>.</w:t>
+      </w:r>
+      <w:r>
+        <w:rPr>
+          <w:rFonts w:ascii="Consolas" w:eastAsia="Times New Roman" w:hAnsi="Consolas" w:cs="Times New Roman"/>
+          <w:color w:val="DCDCAA"/>
+          <w:sz w:val="21"/>
+          <w:szCs w:val="21"/>
+          <w:lang w:val="en-US"/>
+        </w:rPr>
+        <w:t>isEmpty</w:t>
+      </w:r>
+      <w:r>
+        <w:rPr>
+          <w:rFonts w:ascii="Consolas" w:eastAsia="Times New Roman" w:hAnsi="Consolas" w:cs="Times New Roman"/>
+          <w:color w:val="CCCCCC"/>
+          <w:sz w:val="21"/>
+          <w:szCs w:val="21"/>
+          <w:lang w:val="en-US"/>
+        </w:rPr>
+        <w:t>());</w:t>
+      </w:r>
+    </w:p>
+    <w:p>
+      <w:pPr>
+        <w:shd w:val="clear" w:color="auto" w:fill="1F1F1F"/>
+        <w:spacing w:after="0" w:line="285" w:lineRule="atLeast"/>
+        <w:rPr>
+          <w:rFonts w:ascii="Consolas" w:eastAsia="Times New Roman" w:hAnsi="Consolas" w:cs="Times New Roman"/>
+          <w:color w:val="CCCCCC"/>
+          <w:sz w:val="21"/>
+          <w:szCs w:val="21"/>
+          <w:lang w:val="en-US"/>
+        </w:rPr>
+      </w:pPr>
+      <w:r>
+        <w:rPr>
+          <w:rFonts w:ascii="Consolas" w:eastAsia="Times New Roman" w:hAnsi="Consolas" w:cs="Times New Roman"/>
+          <w:color w:val="CCCCCC"/>
+          <w:sz w:val="21"/>
+          <w:szCs w:val="21"/>
+          <w:lang w:val="en-US"/>
+        </w:rPr>
+        <w:t>    }</w:t>
       </w:r>
     </w:p>
     <w:p>
@@ -14717,131 +16067,1080 @@
     </w:p>
     <w:p>
       <w:pPr>
-        <w:rPr>
-          <w:rFonts w:asciiTheme="majorHAnsi" w:eastAsia="Times New Roman" w:hAnsiTheme="majorHAnsi" w:cstheme="majorHAnsi"/>
-          <w:sz w:val="26"/>
-          <w:szCs w:val="26"/>
-          <w:lang w:eastAsia="vi-VN"/>
-        </w:rPr>
-      </w:pPr>
-      <w:r>
-        <w:rPr>
-          <w:rFonts w:asciiTheme="majorHAnsi" w:eastAsia="Times New Roman" w:hAnsiTheme="majorHAnsi" w:cstheme="majorHAnsi"/>
-          <w:sz w:val="26"/>
-          <w:szCs w:val="26"/>
-          <w:lang w:eastAsia="vi-VN"/>
-        </w:rPr>
-        <w:t>@Test</w:t>
-      </w:r>
-      <w:r>
-        <w:rPr>
-          <w:rFonts w:asciiTheme="majorHAnsi" w:eastAsia="Times New Roman" w:hAnsiTheme="majorHAnsi" w:cstheme="majorHAnsi"/>
-          <w:sz w:val="26"/>
-          <w:szCs w:val="26"/>
-          <w:lang w:eastAsia="vi-VN"/>
-        </w:rPr>
-        <w:br/>
-        <w:t>public void testUpdateUserPut() {</w:t>
-      </w:r>
-      <w:r>
-        <w:rPr>
-          <w:rFonts w:asciiTheme="majorHAnsi" w:eastAsia="Times New Roman" w:hAnsiTheme="majorHAnsi" w:cstheme="majorHAnsi"/>
-          <w:sz w:val="26"/>
-          <w:szCs w:val="26"/>
-          <w:lang w:eastAsia="vi-VN"/>
-        </w:rPr>
-        <w:br/>
-        <w:t xml:space="preserve">    given()</w:t>
-      </w:r>
-      <w:r>
-        <w:rPr>
-          <w:rFonts w:asciiTheme="majorHAnsi" w:eastAsia="Times New Roman" w:hAnsiTheme="majorHAnsi" w:cstheme="majorHAnsi"/>
-          <w:sz w:val="26"/>
-          <w:szCs w:val="26"/>
-          <w:lang w:eastAsia="vi-VN"/>
-        </w:rPr>
-        <w:br/>
-        <w:t xml:space="preserve">            .spec(requestSpec)</w:t>
-      </w:r>
-      <w:r>
-        <w:rPr>
-          <w:rFonts w:asciiTheme="majorHAnsi" w:eastAsia="Times New Roman" w:hAnsiTheme="majorHAnsi" w:cstheme="majorHAnsi"/>
-          <w:sz w:val="26"/>
-          <w:szCs w:val="26"/>
-          <w:lang w:eastAsia="vi-VN"/>
-        </w:rPr>
-        <w:br/>
-        <w:t xml:space="preserve">            .body("{\"name\":\"Truc\",\"job\":\"Senior QA\"}")</w:t>
-      </w:r>
-      <w:r>
-        <w:rPr>
-          <w:rFonts w:asciiTheme="majorHAnsi" w:eastAsia="Times New Roman" w:hAnsiTheme="majorHAnsi" w:cstheme="majorHAnsi"/>
-          <w:sz w:val="26"/>
-          <w:szCs w:val="26"/>
-          <w:lang w:eastAsia="vi-VN"/>
-        </w:rPr>
-        <w:br/>
-        <w:t xml:space="preserve">    .when()</w:t>
-      </w:r>
-      <w:r>
-        <w:rPr>
-          <w:rFonts w:asciiTheme="majorHAnsi" w:eastAsia="Times New Roman" w:hAnsiTheme="majorHAnsi" w:cstheme="majorHAnsi"/>
-          <w:sz w:val="26"/>
-          <w:szCs w:val="26"/>
-          <w:lang w:eastAsia="vi-VN"/>
-        </w:rPr>
-        <w:br/>
-        <w:t xml:space="preserve">            .put("/users/2")</w:t>
-      </w:r>
-      <w:r>
-        <w:rPr>
-          <w:rFonts w:asciiTheme="majorHAnsi" w:eastAsia="Times New Roman" w:hAnsiTheme="majorHAnsi" w:cstheme="majorHAnsi"/>
-          <w:sz w:val="26"/>
-          <w:szCs w:val="26"/>
-          <w:lang w:eastAsia="vi-VN"/>
-        </w:rPr>
-        <w:br/>
-        <w:t xml:space="preserve">    .then()</w:t>
-      </w:r>
-      <w:r>
-        <w:rPr>
-          <w:rFonts w:asciiTheme="majorHAnsi" w:eastAsia="Times New Roman" w:hAnsiTheme="majorHAnsi" w:cstheme="majorHAnsi"/>
-          <w:sz w:val="26"/>
-          <w:szCs w:val="26"/>
-          <w:lang w:eastAsia="vi-VN"/>
-        </w:rPr>
-        <w:br/>
-        <w:t xml:space="preserve">            .statusCode(200)</w:t>
-      </w:r>
-      <w:r>
-        <w:rPr>
-          <w:rFonts w:asciiTheme="majorHAnsi" w:eastAsia="Times New Roman" w:hAnsiTheme="majorHAnsi" w:cstheme="majorHAnsi"/>
-          <w:sz w:val="26"/>
-          <w:szCs w:val="26"/>
-          <w:lang w:eastAsia="vi-VN"/>
-        </w:rPr>
-        <w:br/>
-        <w:t xml:space="preserve">            .body("job", equalTo("Senior QA"))</w:t>
-      </w:r>
-      <w:r>
-        <w:rPr>
-          <w:rFonts w:asciiTheme="majorHAnsi" w:eastAsia="Times New Roman" w:hAnsiTheme="majorHAnsi" w:cstheme="majorHAnsi"/>
-          <w:sz w:val="26"/>
-          <w:szCs w:val="26"/>
-          <w:lang w:eastAsia="vi-VN"/>
-        </w:rPr>
-        <w:br/>
-        <w:t xml:space="preserve">            .body("updatedAt", notNullValue());</w:t>
-      </w:r>
-      <w:r>
-        <w:rPr>
-          <w:rFonts w:asciiTheme="majorHAnsi" w:eastAsia="Times New Roman" w:hAnsiTheme="majorHAnsi" w:cstheme="majorHAnsi"/>
-          <w:sz w:val="26"/>
-          <w:szCs w:val="26"/>
-          <w:lang w:eastAsia="vi-VN"/>
-        </w:rPr>
-        <w:br/>
-        <w:t>}</w:t>
+        <w:shd w:val="clear" w:color="auto" w:fill="1F1F1F"/>
+        <w:spacing w:after="0" w:line="285" w:lineRule="atLeast"/>
+        <w:rPr>
+          <w:rFonts w:ascii="Consolas" w:eastAsia="Times New Roman" w:hAnsi="Consolas" w:cs="Times New Roman"/>
+          <w:color w:val="CCCCCC"/>
+          <w:sz w:val="21"/>
+          <w:szCs w:val="21"/>
+          <w:lang w:val="en-US"/>
+        </w:rPr>
+      </w:pPr>
+      <w:r>
+        <w:rPr>
+          <w:rFonts w:ascii="Consolas" w:eastAsia="Times New Roman" w:hAnsi="Consolas" w:cs="Times New Roman"/>
+          <w:color w:val="CCCCCC"/>
+          <w:sz w:val="21"/>
+          <w:szCs w:val="21"/>
+          <w:lang w:val="en-US"/>
+        </w:rPr>
+        <w:t>  @</w:t>
+      </w:r>
+      <w:r>
+        <w:rPr>
+          <w:rFonts w:ascii="Consolas" w:eastAsia="Times New Roman" w:hAnsi="Consolas" w:cs="Times New Roman"/>
+          <w:color w:val="4EC9B0"/>
+          <w:sz w:val="21"/>
+          <w:szCs w:val="21"/>
+          <w:lang w:val="en-US"/>
+        </w:rPr>
+        <w:t>Test</w:t>
+      </w:r>
+      <w:r>
+        <w:rPr>
+          <w:rFonts w:ascii="Consolas" w:eastAsia="Times New Roman" w:hAnsi="Consolas" w:cs="Times New Roman"/>
+          <w:color w:val="CCCCCC"/>
+          <w:sz w:val="21"/>
+          <w:szCs w:val="21"/>
+          <w:lang w:val="en-US"/>
+        </w:rPr>
+        <w:t xml:space="preserve">(priority </w:t>
+      </w:r>
+      <w:r>
+        <w:rPr>
+          <w:rFonts w:ascii="Consolas" w:eastAsia="Times New Roman" w:hAnsi="Consolas" w:cs="Times New Roman"/>
+          <w:color w:val="D4D4D4"/>
+          <w:sz w:val="21"/>
+          <w:szCs w:val="21"/>
+          <w:lang w:val="en-US"/>
+        </w:rPr>
+        <w:t>=</w:t>
+      </w:r>
+      <w:r>
+        <w:rPr>
+          <w:rFonts w:ascii="Consolas" w:eastAsia="Times New Roman" w:hAnsi="Consolas" w:cs="Times New Roman"/>
+          <w:color w:val="CCCCCC"/>
+          <w:sz w:val="21"/>
+          <w:szCs w:val="21"/>
+          <w:lang w:val="en-US"/>
+        </w:rPr>
+        <w:t xml:space="preserve"> </w:t>
+      </w:r>
+      <w:r>
+        <w:rPr>
+          <w:rFonts w:ascii="Consolas" w:eastAsia="Times New Roman" w:hAnsi="Consolas" w:cs="Times New Roman"/>
+          <w:color w:val="B5CEA8"/>
+          <w:sz w:val="21"/>
+          <w:szCs w:val="21"/>
+          <w:lang w:val="en-US"/>
+        </w:rPr>
+        <w:t>2</w:t>
+      </w:r>
+      <w:r>
+        <w:rPr>
+          <w:rFonts w:ascii="Consolas" w:eastAsia="Times New Roman" w:hAnsi="Consolas" w:cs="Times New Roman"/>
+          <w:color w:val="CCCCCC"/>
+          <w:sz w:val="21"/>
+          <w:szCs w:val="21"/>
+          <w:lang w:val="en-US"/>
+        </w:rPr>
+        <w:t>)</w:t>
+      </w:r>
+    </w:p>
+    <w:p>
+      <w:pPr>
+        <w:shd w:val="clear" w:color="auto" w:fill="1F1F1F"/>
+        <w:spacing w:after="0" w:line="285" w:lineRule="atLeast"/>
+        <w:rPr>
+          <w:rFonts w:ascii="Consolas" w:eastAsia="Times New Roman" w:hAnsi="Consolas" w:cs="Times New Roman"/>
+          <w:color w:val="CCCCCC"/>
+          <w:sz w:val="21"/>
+          <w:szCs w:val="21"/>
+          <w:lang w:val="en-US"/>
+        </w:rPr>
+      </w:pPr>
+      <w:r>
+        <w:rPr>
+          <w:rFonts w:ascii="Consolas" w:eastAsia="Times New Roman" w:hAnsi="Consolas" w:cs="Times New Roman"/>
+          <w:color w:val="CCCCCC"/>
+          <w:sz w:val="21"/>
+          <w:szCs w:val="21"/>
+          <w:lang w:val="en-US"/>
+        </w:rPr>
+        <w:t xml:space="preserve">    </w:t>
+      </w:r>
+      <w:r>
+        <w:rPr>
+          <w:rFonts w:ascii="Consolas" w:eastAsia="Times New Roman" w:hAnsi="Consolas" w:cs="Times New Roman"/>
+          <w:color w:val="569CD6"/>
+          <w:sz w:val="21"/>
+          <w:szCs w:val="21"/>
+          <w:lang w:val="en-US"/>
+        </w:rPr>
+        <w:t>public</w:t>
+      </w:r>
+      <w:r>
+        <w:rPr>
+          <w:rFonts w:ascii="Consolas" w:eastAsia="Times New Roman" w:hAnsi="Consolas" w:cs="Times New Roman"/>
+          <w:color w:val="CCCCCC"/>
+          <w:sz w:val="21"/>
+          <w:szCs w:val="21"/>
+          <w:lang w:val="en-US"/>
+        </w:rPr>
+        <w:t xml:space="preserve"> </w:t>
+      </w:r>
+      <w:r>
+        <w:rPr>
+          <w:rFonts w:ascii="Consolas" w:eastAsia="Times New Roman" w:hAnsi="Consolas" w:cs="Times New Roman"/>
+          <w:color w:val="4EC9B0"/>
+          <w:sz w:val="21"/>
+          <w:szCs w:val="21"/>
+          <w:lang w:val="en-US"/>
+        </w:rPr>
+        <w:t>void</w:t>
+      </w:r>
+      <w:r>
+        <w:rPr>
+          <w:rFonts w:ascii="Consolas" w:eastAsia="Times New Roman" w:hAnsi="Consolas" w:cs="Times New Roman"/>
+          <w:color w:val="CCCCCC"/>
+          <w:sz w:val="21"/>
+          <w:szCs w:val="21"/>
+          <w:lang w:val="en-US"/>
+        </w:rPr>
+        <w:t xml:space="preserve"> </w:t>
+      </w:r>
+      <w:r>
+        <w:rPr>
+          <w:rFonts w:ascii="Consolas" w:eastAsia="Times New Roman" w:hAnsi="Consolas" w:cs="Times New Roman"/>
+          <w:color w:val="DCDCAA"/>
+          <w:sz w:val="21"/>
+          <w:szCs w:val="21"/>
+          <w:lang w:val="en-US"/>
+        </w:rPr>
+        <w:t>testUpdateUserPut</w:t>
+      </w:r>
+      <w:r>
+        <w:rPr>
+          <w:rFonts w:ascii="Consolas" w:eastAsia="Times New Roman" w:hAnsi="Consolas" w:cs="Times New Roman"/>
+          <w:color w:val="CCCCCC"/>
+          <w:sz w:val="21"/>
+          <w:szCs w:val="21"/>
+          <w:lang w:val="en-US"/>
+        </w:rPr>
+        <w:t>() {</w:t>
+      </w:r>
+    </w:p>
+    <w:p>
+      <w:pPr>
+        <w:shd w:val="clear" w:color="auto" w:fill="1F1F1F"/>
+        <w:spacing w:after="0" w:line="285" w:lineRule="atLeast"/>
+        <w:rPr>
+          <w:rFonts w:ascii="Consolas" w:eastAsia="Times New Roman" w:hAnsi="Consolas" w:cs="Times New Roman"/>
+          <w:color w:val="CCCCCC"/>
+          <w:sz w:val="21"/>
+          <w:szCs w:val="21"/>
+          <w:lang w:val="en-US"/>
+        </w:rPr>
+      </w:pPr>
+      <w:r>
+        <w:rPr>
+          <w:rFonts w:ascii="Consolas" w:eastAsia="Times New Roman" w:hAnsi="Consolas" w:cs="Times New Roman"/>
+          <w:color w:val="CCCCCC"/>
+          <w:sz w:val="21"/>
+          <w:szCs w:val="21"/>
+          <w:lang w:val="en-US"/>
+        </w:rPr>
+        <w:t xml:space="preserve">        </w:t>
+      </w:r>
+      <w:r>
+        <w:rPr>
+          <w:rFonts w:ascii="Consolas" w:eastAsia="Times New Roman" w:hAnsi="Consolas" w:cs="Times New Roman"/>
+          <w:color w:val="4EC9B0"/>
+          <w:sz w:val="21"/>
+          <w:szCs w:val="21"/>
+          <w:lang w:val="en-US"/>
+        </w:rPr>
+        <w:t>AuthApiTest</w:t>
+      </w:r>
+      <w:r>
+        <w:rPr>
+          <w:rFonts w:ascii="Consolas" w:eastAsia="Times New Roman" w:hAnsi="Consolas" w:cs="Times New Roman"/>
+          <w:color w:val="CCCCCC"/>
+          <w:sz w:val="21"/>
+          <w:szCs w:val="21"/>
+          <w:lang w:val="en-US"/>
+        </w:rPr>
+        <w:t xml:space="preserve"> </w:t>
+      </w:r>
+      <w:r>
+        <w:rPr>
+          <w:rFonts w:ascii="Consolas" w:eastAsia="Times New Roman" w:hAnsi="Consolas" w:cs="Times New Roman"/>
+          <w:color w:val="9CDCFE"/>
+          <w:sz w:val="21"/>
+          <w:szCs w:val="21"/>
+          <w:lang w:val="en-US"/>
+        </w:rPr>
+        <w:t>requestBody</w:t>
+      </w:r>
+      <w:r>
+        <w:rPr>
+          <w:rFonts w:ascii="Consolas" w:eastAsia="Times New Roman" w:hAnsi="Consolas" w:cs="Times New Roman"/>
+          <w:color w:val="CCCCCC"/>
+          <w:sz w:val="21"/>
+          <w:szCs w:val="21"/>
+          <w:lang w:val="en-US"/>
+        </w:rPr>
+        <w:t xml:space="preserve"> </w:t>
+      </w:r>
+      <w:r>
+        <w:rPr>
+          <w:rFonts w:ascii="Consolas" w:eastAsia="Times New Roman" w:hAnsi="Consolas" w:cs="Times New Roman"/>
+          <w:color w:val="D4D4D4"/>
+          <w:sz w:val="21"/>
+          <w:szCs w:val="21"/>
+          <w:lang w:val="en-US"/>
+        </w:rPr>
+        <w:t>=</w:t>
+      </w:r>
+      <w:r>
+        <w:rPr>
+          <w:rFonts w:ascii="Consolas" w:eastAsia="Times New Roman" w:hAnsi="Consolas" w:cs="Times New Roman"/>
+          <w:color w:val="CCCCCC"/>
+          <w:sz w:val="21"/>
+          <w:szCs w:val="21"/>
+          <w:lang w:val="en-US"/>
+        </w:rPr>
+        <w:t xml:space="preserve"> </w:t>
+      </w:r>
+      <w:r>
+        <w:rPr>
+          <w:rFonts w:ascii="Consolas" w:eastAsia="Times New Roman" w:hAnsi="Consolas" w:cs="Times New Roman"/>
+          <w:color w:val="C586C0"/>
+          <w:sz w:val="21"/>
+          <w:szCs w:val="21"/>
+          <w:lang w:val="en-US"/>
+        </w:rPr>
+        <w:t>new</w:t>
+      </w:r>
+      <w:r>
+        <w:rPr>
+          <w:rFonts w:ascii="Consolas" w:eastAsia="Times New Roman" w:hAnsi="Consolas" w:cs="Times New Roman"/>
+          <w:color w:val="CCCCCC"/>
+          <w:sz w:val="21"/>
+          <w:szCs w:val="21"/>
+          <w:lang w:val="en-US"/>
+        </w:rPr>
+        <w:t xml:space="preserve"> </w:t>
+      </w:r>
+      <w:r>
+        <w:rPr>
+          <w:rFonts w:ascii="Consolas" w:eastAsia="Times New Roman" w:hAnsi="Consolas" w:cs="Times New Roman"/>
+          <w:color w:val="DCDCAA"/>
+          <w:sz w:val="21"/>
+          <w:szCs w:val="21"/>
+          <w:lang w:val="en-US"/>
+        </w:rPr>
+        <w:t>AuthApiTest</w:t>
+      </w:r>
+      <w:r>
+        <w:rPr>
+          <w:rFonts w:ascii="Consolas" w:eastAsia="Times New Roman" w:hAnsi="Consolas" w:cs="Times New Roman"/>
+          <w:color w:val="CCCCCC"/>
+          <w:sz w:val="21"/>
+          <w:szCs w:val="21"/>
+          <w:lang w:val="en-US"/>
+        </w:rPr>
+        <w:t>(</w:t>
+      </w:r>
+      <w:r>
+        <w:rPr>
+          <w:rFonts w:ascii="Consolas" w:eastAsia="Times New Roman" w:hAnsi="Consolas" w:cs="Times New Roman"/>
+          <w:color w:val="CE9178"/>
+          <w:sz w:val="21"/>
+          <w:szCs w:val="21"/>
+          <w:lang w:val="en-US"/>
+        </w:rPr>
+        <w:t>"Dang Van Khoa"</w:t>
+      </w:r>
+      <w:r>
+        <w:rPr>
+          <w:rFonts w:ascii="Consolas" w:eastAsia="Times New Roman" w:hAnsi="Consolas" w:cs="Times New Roman"/>
+          <w:color w:val="CCCCCC"/>
+          <w:sz w:val="21"/>
+          <w:szCs w:val="21"/>
+          <w:lang w:val="en-US"/>
+        </w:rPr>
+        <w:t xml:space="preserve">, </w:t>
+      </w:r>
+      <w:r>
+        <w:rPr>
+          <w:rFonts w:ascii="Consolas" w:eastAsia="Times New Roman" w:hAnsi="Consolas" w:cs="Times New Roman"/>
+          <w:color w:val="CE9178"/>
+          <w:sz w:val="21"/>
+          <w:szCs w:val="21"/>
+          <w:lang w:val="en-US"/>
+        </w:rPr>
+        <w:t>"Senior Tester"</w:t>
+      </w:r>
+      <w:r>
+        <w:rPr>
+          <w:rFonts w:ascii="Consolas" w:eastAsia="Times New Roman" w:hAnsi="Consolas" w:cs="Times New Roman"/>
+          <w:color w:val="CCCCCC"/>
+          <w:sz w:val="21"/>
+          <w:szCs w:val="21"/>
+          <w:lang w:val="en-US"/>
+        </w:rPr>
+        <w:t>);</w:t>
+      </w:r>
+    </w:p>
+    <w:p>
+      <w:pPr>
+        <w:shd w:val="clear" w:color="auto" w:fill="1F1F1F"/>
+        <w:spacing w:after="0" w:line="285" w:lineRule="atLeast"/>
+        <w:rPr>
+          <w:rFonts w:ascii="Consolas" w:eastAsia="Times New Roman" w:hAnsi="Consolas" w:cs="Times New Roman"/>
+          <w:color w:val="CCCCCC"/>
+          <w:sz w:val="21"/>
+          <w:szCs w:val="21"/>
+          <w:lang w:val="en-US"/>
+        </w:rPr>
+      </w:pPr>
+    </w:p>
+    <w:p>
+      <w:pPr>
+        <w:shd w:val="clear" w:color="auto" w:fill="1F1F1F"/>
+        <w:spacing w:after="0" w:line="285" w:lineRule="atLeast"/>
+        <w:rPr>
+          <w:rFonts w:ascii="Consolas" w:eastAsia="Times New Roman" w:hAnsi="Consolas" w:cs="Times New Roman"/>
+          <w:color w:val="CCCCCC"/>
+          <w:sz w:val="21"/>
+          <w:szCs w:val="21"/>
+          <w:lang w:val="en-US"/>
+        </w:rPr>
+      </w:pPr>
+      <w:r>
+        <w:rPr>
+          <w:rFonts w:ascii="Consolas" w:eastAsia="Times New Roman" w:hAnsi="Consolas" w:cs="Times New Roman"/>
+          <w:color w:val="CCCCCC"/>
+          <w:sz w:val="21"/>
+          <w:szCs w:val="21"/>
+          <w:lang w:val="en-US"/>
+        </w:rPr>
+        <w:t xml:space="preserve">        </w:t>
+      </w:r>
+      <w:r>
+        <w:rPr>
+          <w:rFonts w:ascii="Consolas" w:eastAsia="Times New Roman" w:hAnsi="Consolas" w:cs="Times New Roman"/>
+          <w:color w:val="4EC9B0"/>
+          <w:sz w:val="21"/>
+          <w:szCs w:val="21"/>
+          <w:lang w:val="en-US"/>
+        </w:rPr>
+        <w:t>Response</w:t>
+      </w:r>
+      <w:r>
+        <w:rPr>
+          <w:rFonts w:ascii="Consolas" w:eastAsia="Times New Roman" w:hAnsi="Consolas" w:cs="Times New Roman"/>
+          <w:color w:val="CCCCCC"/>
+          <w:sz w:val="21"/>
+          <w:szCs w:val="21"/>
+          <w:lang w:val="en-US"/>
+        </w:rPr>
+        <w:t xml:space="preserve"> </w:t>
+      </w:r>
+      <w:r>
+        <w:rPr>
+          <w:rFonts w:ascii="Consolas" w:eastAsia="Times New Roman" w:hAnsi="Consolas" w:cs="Times New Roman"/>
+          <w:color w:val="9CDCFE"/>
+          <w:sz w:val="21"/>
+          <w:szCs w:val="21"/>
+          <w:lang w:val="en-US"/>
+        </w:rPr>
+        <w:t>response</w:t>
+      </w:r>
+      <w:r>
+        <w:rPr>
+          <w:rFonts w:ascii="Consolas" w:eastAsia="Times New Roman" w:hAnsi="Consolas" w:cs="Times New Roman"/>
+          <w:color w:val="CCCCCC"/>
+          <w:sz w:val="21"/>
+          <w:szCs w:val="21"/>
+          <w:lang w:val="en-US"/>
+        </w:rPr>
+        <w:t xml:space="preserve"> </w:t>
+      </w:r>
+      <w:r>
+        <w:rPr>
+          <w:rFonts w:ascii="Consolas" w:eastAsia="Times New Roman" w:hAnsi="Consolas" w:cs="Times New Roman"/>
+          <w:color w:val="D4D4D4"/>
+          <w:sz w:val="21"/>
+          <w:szCs w:val="21"/>
+          <w:lang w:val="en-US"/>
+        </w:rPr>
+        <w:t>=</w:t>
+      </w:r>
+      <w:r>
+        <w:rPr>
+          <w:rFonts w:ascii="Consolas" w:eastAsia="Times New Roman" w:hAnsi="Consolas" w:cs="Times New Roman"/>
+          <w:color w:val="CCCCCC"/>
+          <w:sz w:val="21"/>
+          <w:szCs w:val="21"/>
+          <w:lang w:val="en-US"/>
+        </w:rPr>
+        <w:t xml:space="preserve"> </w:t>
+      </w:r>
+      <w:r>
+        <w:rPr>
+          <w:rFonts w:ascii="Consolas" w:eastAsia="Times New Roman" w:hAnsi="Consolas" w:cs="Times New Roman"/>
+          <w:color w:val="DCDCAA"/>
+          <w:sz w:val="21"/>
+          <w:szCs w:val="21"/>
+          <w:lang w:val="en-US"/>
+        </w:rPr>
+        <w:t>given</w:t>
+      </w:r>
+      <w:r>
+        <w:rPr>
+          <w:rFonts w:ascii="Consolas" w:eastAsia="Times New Roman" w:hAnsi="Consolas" w:cs="Times New Roman"/>
+          <w:color w:val="CCCCCC"/>
+          <w:sz w:val="21"/>
+          <w:szCs w:val="21"/>
+          <w:lang w:val="en-US"/>
+        </w:rPr>
+        <w:t>(requestSpec)</w:t>
+      </w:r>
+    </w:p>
+    <w:p>
+      <w:pPr>
+        <w:shd w:val="clear" w:color="auto" w:fill="1F1F1F"/>
+        <w:spacing w:after="0" w:line="285" w:lineRule="atLeast"/>
+        <w:rPr>
+          <w:rFonts w:ascii="Consolas" w:eastAsia="Times New Roman" w:hAnsi="Consolas" w:cs="Times New Roman"/>
+          <w:color w:val="CCCCCC"/>
+          <w:sz w:val="21"/>
+          <w:szCs w:val="21"/>
+          <w:lang w:val="en-US"/>
+        </w:rPr>
+      </w:pPr>
+      <w:r>
+        <w:rPr>
+          <w:rFonts w:ascii="Consolas" w:eastAsia="Times New Roman" w:hAnsi="Consolas" w:cs="Times New Roman"/>
+          <w:color w:val="CCCCCC"/>
+          <w:sz w:val="21"/>
+          <w:szCs w:val="21"/>
+          <w:lang w:val="en-US"/>
+        </w:rPr>
+        <w:t>                .</w:t>
+      </w:r>
+      <w:r>
+        <w:rPr>
+          <w:rFonts w:ascii="Consolas" w:eastAsia="Times New Roman" w:hAnsi="Consolas" w:cs="Times New Roman"/>
+          <w:color w:val="DCDCAA"/>
+          <w:sz w:val="21"/>
+          <w:szCs w:val="21"/>
+          <w:lang w:val="en-US"/>
+        </w:rPr>
+        <w:t>body</w:t>
+      </w:r>
+      <w:r>
+        <w:rPr>
+          <w:rFonts w:ascii="Consolas" w:eastAsia="Times New Roman" w:hAnsi="Consolas" w:cs="Times New Roman"/>
+          <w:color w:val="CCCCCC"/>
+          <w:sz w:val="21"/>
+          <w:szCs w:val="21"/>
+          <w:lang w:val="en-US"/>
+        </w:rPr>
+        <w:t>(</w:t>
+      </w:r>
+      <w:r>
+        <w:rPr>
+          <w:rFonts w:ascii="Consolas" w:eastAsia="Times New Roman" w:hAnsi="Consolas" w:cs="Times New Roman"/>
+          <w:color w:val="9CDCFE"/>
+          <w:sz w:val="21"/>
+          <w:szCs w:val="21"/>
+          <w:lang w:val="en-US"/>
+        </w:rPr>
+        <w:t>requestBody</w:t>
+      </w:r>
+      <w:r>
+        <w:rPr>
+          <w:rFonts w:ascii="Consolas" w:eastAsia="Times New Roman" w:hAnsi="Consolas" w:cs="Times New Roman"/>
+          <w:color w:val="CCCCCC"/>
+          <w:sz w:val="21"/>
+          <w:szCs w:val="21"/>
+          <w:lang w:val="en-US"/>
+        </w:rPr>
+        <w:t>)</w:t>
+      </w:r>
+    </w:p>
+    <w:p>
+      <w:pPr>
+        <w:shd w:val="clear" w:color="auto" w:fill="1F1F1F"/>
+        <w:spacing w:after="0" w:line="285" w:lineRule="atLeast"/>
+        <w:rPr>
+          <w:rFonts w:ascii="Consolas" w:eastAsia="Times New Roman" w:hAnsi="Consolas" w:cs="Times New Roman"/>
+          <w:color w:val="CCCCCC"/>
+          <w:sz w:val="21"/>
+          <w:szCs w:val="21"/>
+          <w:lang w:val="en-US"/>
+        </w:rPr>
+      </w:pPr>
+      <w:r>
+        <w:rPr>
+          <w:rFonts w:ascii="Consolas" w:eastAsia="Times New Roman" w:hAnsi="Consolas" w:cs="Times New Roman"/>
+          <w:color w:val="CCCCCC"/>
+          <w:sz w:val="21"/>
+          <w:szCs w:val="21"/>
+          <w:lang w:val="en-US"/>
+        </w:rPr>
+        <w:t>                .</w:t>
+      </w:r>
+      <w:r>
+        <w:rPr>
+          <w:rFonts w:ascii="Consolas" w:eastAsia="Times New Roman" w:hAnsi="Consolas" w:cs="Times New Roman"/>
+          <w:color w:val="DCDCAA"/>
+          <w:sz w:val="21"/>
+          <w:szCs w:val="21"/>
+          <w:lang w:val="en-US"/>
+        </w:rPr>
+        <w:t>when</w:t>
+      </w:r>
+      <w:r>
+        <w:rPr>
+          <w:rFonts w:ascii="Consolas" w:eastAsia="Times New Roman" w:hAnsi="Consolas" w:cs="Times New Roman"/>
+          <w:color w:val="CCCCCC"/>
+          <w:sz w:val="21"/>
+          <w:szCs w:val="21"/>
+          <w:lang w:val="en-US"/>
+        </w:rPr>
+        <w:t>()</w:t>
+      </w:r>
+    </w:p>
+    <w:p>
+      <w:pPr>
+        <w:shd w:val="clear" w:color="auto" w:fill="1F1F1F"/>
+        <w:spacing w:after="0" w:line="285" w:lineRule="atLeast"/>
+        <w:rPr>
+          <w:rFonts w:ascii="Consolas" w:eastAsia="Times New Roman" w:hAnsi="Consolas" w:cs="Times New Roman"/>
+          <w:color w:val="CCCCCC"/>
+          <w:sz w:val="21"/>
+          <w:szCs w:val="21"/>
+          <w:lang w:val="en-US"/>
+        </w:rPr>
+      </w:pPr>
+      <w:r>
+        <w:rPr>
+          <w:rFonts w:ascii="Consolas" w:eastAsia="Times New Roman" w:hAnsi="Consolas" w:cs="Times New Roman"/>
+          <w:color w:val="CCCCCC"/>
+          <w:sz w:val="21"/>
+          <w:szCs w:val="21"/>
+          <w:lang w:val="en-US"/>
+        </w:rPr>
+        <w:t>                .</w:t>
+      </w:r>
+      <w:r>
+        <w:rPr>
+          <w:rFonts w:ascii="Consolas" w:eastAsia="Times New Roman" w:hAnsi="Consolas" w:cs="Times New Roman"/>
+          <w:color w:val="DCDCAA"/>
+          <w:sz w:val="21"/>
+          <w:szCs w:val="21"/>
+          <w:lang w:val="en-US"/>
+        </w:rPr>
+        <w:t>put</w:t>
+      </w:r>
+      <w:r>
+        <w:rPr>
+          <w:rFonts w:ascii="Consolas" w:eastAsia="Times New Roman" w:hAnsi="Consolas" w:cs="Times New Roman"/>
+          <w:color w:val="CCCCCC"/>
+          <w:sz w:val="21"/>
+          <w:szCs w:val="21"/>
+          <w:lang w:val="en-US"/>
+        </w:rPr>
+        <w:t>(</w:t>
+      </w:r>
+      <w:r>
+        <w:rPr>
+          <w:rFonts w:ascii="Consolas" w:eastAsia="Times New Roman" w:hAnsi="Consolas" w:cs="Times New Roman"/>
+          <w:color w:val="CE9178"/>
+          <w:sz w:val="21"/>
+          <w:szCs w:val="21"/>
+          <w:lang w:val="en-US"/>
+        </w:rPr>
+        <w:t>"/users/2"</w:t>
+      </w:r>
+      <w:r>
+        <w:rPr>
+          <w:rFonts w:ascii="Consolas" w:eastAsia="Times New Roman" w:hAnsi="Consolas" w:cs="Times New Roman"/>
+          <w:color w:val="CCCCCC"/>
+          <w:sz w:val="21"/>
+          <w:szCs w:val="21"/>
+          <w:lang w:val="en-US"/>
+        </w:rPr>
+        <w:t>)</w:t>
+      </w:r>
+    </w:p>
+    <w:p>
+      <w:pPr>
+        <w:shd w:val="clear" w:color="auto" w:fill="1F1F1F"/>
+        <w:spacing w:after="0" w:line="285" w:lineRule="atLeast"/>
+        <w:rPr>
+          <w:rFonts w:ascii="Consolas" w:eastAsia="Times New Roman" w:hAnsi="Consolas" w:cs="Times New Roman"/>
+          <w:color w:val="CCCCCC"/>
+          <w:sz w:val="21"/>
+          <w:szCs w:val="21"/>
+          <w:lang w:val="en-US"/>
+        </w:rPr>
+      </w:pPr>
+      <w:r>
+        <w:rPr>
+          <w:rFonts w:ascii="Consolas" w:eastAsia="Times New Roman" w:hAnsi="Consolas" w:cs="Times New Roman"/>
+          <w:color w:val="CCCCCC"/>
+          <w:sz w:val="21"/>
+          <w:szCs w:val="21"/>
+          <w:lang w:val="en-US"/>
+        </w:rPr>
+        <w:t>                .</w:t>
+      </w:r>
+      <w:r>
+        <w:rPr>
+          <w:rFonts w:ascii="Consolas" w:eastAsia="Times New Roman" w:hAnsi="Consolas" w:cs="Times New Roman"/>
+          <w:color w:val="DCDCAA"/>
+          <w:sz w:val="21"/>
+          <w:szCs w:val="21"/>
+          <w:lang w:val="en-US"/>
+        </w:rPr>
+        <w:t>then</w:t>
+      </w:r>
+      <w:r>
+        <w:rPr>
+          <w:rFonts w:ascii="Consolas" w:eastAsia="Times New Roman" w:hAnsi="Consolas" w:cs="Times New Roman"/>
+          <w:color w:val="CCCCCC"/>
+          <w:sz w:val="21"/>
+          <w:szCs w:val="21"/>
+          <w:lang w:val="en-US"/>
+        </w:rPr>
+        <w:t>()</w:t>
+      </w:r>
+    </w:p>
+    <w:p>
+      <w:pPr>
+        <w:shd w:val="clear" w:color="auto" w:fill="1F1F1F"/>
+        <w:spacing w:after="0" w:line="285" w:lineRule="atLeast"/>
+        <w:rPr>
+          <w:rFonts w:ascii="Consolas" w:eastAsia="Times New Roman" w:hAnsi="Consolas" w:cs="Times New Roman"/>
+          <w:color w:val="CCCCCC"/>
+          <w:sz w:val="21"/>
+          <w:szCs w:val="21"/>
+          <w:lang w:val="en-US"/>
+        </w:rPr>
+      </w:pPr>
+      <w:r>
+        <w:rPr>
+          <w:rFonts w:ascii="Consolas" w:eastAsia="Times New Roman" w:hAnsi="Consolas" w:cs="Times New Roman"/>
+          <w:color w:val="CCCCCC"/>
+          <w:sz w:val="21"/>
+          <w:szCs w:val="21"/>
+          <w:lang w:val="en-US"/>
+        </w:rPr>
+        <w:t>                .</w:t>
+      </w:r>
+      <w:r>
+        <w:rPr>
+          <w:rFonts w:ascii="Consolas" w:eastAsia="Times New Roman" w:hAnsi="Consolas" w:cs="Times New Roman"/>
+          <w:color w:val="DCDCAA"/>
+          <w:sz w:val="21"/>
+          <w:szCs w:val="21"/>
+          <w:lang w:val="en-US"/>
+        </w:rPr>
+        <w:t>spec</w:t>
+      </w:r>
+      <w:r>
+        <w:rPr>
+          <w:rFonts w:ascii="Consolas" w:eastAsia="Times New Roman" w:hAnsi="Consolas" w:cs="Times New Roman"/>
+          <w:color w:val="CCCCCC"/>
+          <w:sz w:val="21"/>
+          <w:szCs w:val="21"/>
+          <w:lang w:val="en-US"/>
+        </w:rPr>
+        <w:t>(responseSpec)</w:t>
+      </w:r>
+    </w:p>
+    <w:p>
+      <w:pPr>
+        <w:shd w:val="clear" w:color="auto" w:fill="1F1F1F"/>
+        <w:spacing w:after="0" w:line="285" w:lineRule="atLeast"/>
+        <w:rPr>
+          <w:rFonts w:ascii="Consolas" w:eastAsia="Times New Roman" w:hAnsi="Consolas" w:cs="Times New Roman"/>
+          <w:color w:val="CCCCCC"/>
+          <w:sz w:val="21"/>
+          <w:szCs w:val="21"/>
+          <w:lang w:val="en-US"/>
+        </w:rPr>
+      </w:pPr>
+      <w:r>
+        <w:rPr>
+          <w:rFonts w:ascii="Consolas" w:eastAsia="Times New Roman" w:hAnsi="Consolas" w:cs="Times New Roman"/>
+          <w:color w:val="CCCCCC"/>
+          <w:sz w:val="21"/>
+          <w:szCs w:val="21"/>
+          <w:lang w:val="en-US"/>
+        </w:rPr>
+        <w:t>                .</w:t>
+      </w:r>
+      <w:r>
+        <w:rPr>
+          <w:rFonts w:ascii="Consolas" w:eastAsia="Times New Roman" w:hAnsi="Consolas" w:cs="Times New Roman"/>
+          <w:color w:val="DCDCAA"/>
+          <w:sz w:val="21"/>
+          <w:szCs w:val="21"/>
+          <w:lang w:val="en-US"/>
+        </w:rPr>
+        <w:t>statusCode</w:t>
+      </w:r>
+      <w:r>
+        <w:rPr>
+          <w:rFonts w:ascii="Consolas" w:eastAsia="Times New Roman" w:hAnsi="Consolas" w:cs="Times New Roman"/>
+          <w:color w:val="CCCCCC"/>
+          <w:sz w:val="21"/>
+          <w:szCs w:val="21"/>
+          <w:lang w:val="en-US"/>
+        </w:rPr>
+        <w:t>(</w:t>
+      </w:r>
+      <w:r>
+        <w:rPr>
+          <w:rFonts w:ascii="Consolas" w:eastAsia="Times New Roman" w:hAnsi="Consolas" w:cs="Times New Roman"/>
+          <w:color w:val="B5CEA8"/>
+          <w:sz w:val="21"/>
+          <w:szCs w:val="21"/>
+          <w:lang w:val="en-US"/>
+        </w:rPr>
+        <w:t>200</w:t>
+      </w:r>
+      <w:r>
+        <w:rPr>
+          <w:rFonts w:ascii="Consolas" w:eastAsia="Times New Roman" w:hAnsi="Consolas" w:cs="Times New Roman"/>
+          <w:color w:val="CCCCCC"/>
+          <w:sz w:val="21"/>
+          <w:szCs w:val="21"/>
+          <w:lang w:val="en-US"/>
+        </w:rPr>
+        <w:t>)</w:t>
+      </w:r>
+    </w:p>
+    <w:p>
+      <w:pPr>
+        <w:shd w:val="clear" w:color="auto" w:fill="1F1F1F"/>
+        <w:spacing w:after="0" w:line="285" w:lineRule="atLeast"/>
+        <w:rPr>
+          <w:rFonts w:ascii="Consolas" w:eastAsia="Times New Roman" w:hAnsi="Consolas" w:cs="Times New Roman"/>
+          <w:color w:val="CCCCCC"/>
+          <w:sz w:val="21"/>
+          <w:szCs w:val="21"/>
+          <w:lang w:val="en-US"/>
+        </w:rPr>
+      </w:pPr>
+      <w:r>
+        <w:rPr>
+          <w:rFonts w:ascii="Consolas" w:eastAsia="Times New Roman" w:hAnsi="Consolas" w:cs="Times New Roman"/>
+          <w:color w:val="CCCCCC"/>
+          <w:sz w:val="21"/>
+          <w:szCs w:val="21"/>
+          <w:lang w:val="en-US"/>
+        </w:rPr>
+        <w:t>                .</w:t>
+      </w:r>
+      <w:r>
+        <w:rPr>
+          <w:rFonts w:ascii="Consolas" w:eastAsia="Times New Roman" w:hAnsi="Consolas" w:cs="Times New Roman"/>
+          <w:color w:val="DCDCAA"/>
+          <w:sz w:val="21"/>
+          <w:szCs w:val="21"/>
+          <w:lang w:val="en-US"/>
+        </w:rPr>
+        <w:t>body</w:t>
+      </w:r>
+      <w:r>
+        <w:rPr>
+          <w:rFonts w:ascii="Consolas" w:eastAsia="Times New Roman" w:hAnsi="Consolas" w:cs="Times New Roman"/>
+          <w:color w:val="CCCCCC"/>
+          <w:sz w:val="21"/>
+          <w:szCs w:val="21"/>
+          <w:lang w:val="en-US"/>
+        </w:rPr>
+        <w:t>(</w:t>
+      </w:r>
+      <w:r>
+        <w:rPr>
+          <w:rFonts w:ascii="Consolas" w:eastAsia="Times New Roman" w:hAnsi="Consolas" w:cs="Times New Roman"/>
+          <w:color w:val="CE9178"/>
+          <w:sz w:val="21"/>
+          <w:szCs w:val="21"/>
+          <w:lang w:val="en-US"/>
+        </w:rPr>
+        <w:t>"name"</w:t>
+      </w:r>
+      <w:r>
+        <w:rPr>
+          <w:rFonts w:ascii="Consolas" w:eastAsia="Times New Roman" w:hAnsi="Consolas" w:cs="Times New Roman"/>
+          <w:color w:val="CCCCCC"/>
+          <w:sz w:val="21"/>
+          <w:szCs w:val="21"/>
+          <w:lang w:val="en-US"/>
+        </w:rPr>
+        <w:t xml:space="preserve">, </w:t>
+      </w:r>
+      <w:r>
+        <w:rPr>
+          <w:rFonts w:ascii="Consolas" w:eastAsia="Times New Roman" w:hAnsi="Consolas" w:cs="Times New Roman"/>
+          <w:color w:val="DCDCAA"/>
+          <w:sz w:val="21"/>
+          <w:szCs w:val="21"/>
+          <w:lang w:val="en-US"/>
+        </w:rPr>
+        <w:t>equalTo</w:t>
+      </w:r>
+      <w:r>
+        <w:rPr>
+          <w:rFonts w:ascii="Consolas" w:eastAsia="Times New Roman" w:hAnsi="Consolas" w:cs="Times New Roman"/>
+          <w:color w:val="CCCCCC"/>
+          <w:sz w:val="21"/>
+          <w:szCs w:val="21"/>
+          <w:lang w:val="en-US"/>
+        </w:rPr>
+        <w:t>(</w:t>
+      </w:r>
+      <w:r>
+        <w:rPr>
+          <w:rFonts w:ascii="Consolas" w:eastAsia="Times New Roman" w:hAnsi="Consolas" w:cs="Times New Roman"/>
+          <w:color w:val="CE9178"/>
+          <w:sz w:val="21"/>
+          <w:szCs w:val="21"/>
+          <w:lang w:val="en-US"/>
+        </w:rPr>
+        <w:t>"Dang Van Khoa"</w:t>
+      </w:r>
+      <w:r>
+        <w:rPr>
+          <w:rFonts w:ascii="Consolas" w:eastAsia="Times New Roman" w:hAnsi="Consolas" w:cs="Times New Roman"/>
+          <w:color w:val="CCCCCC"/>
+          <w:sz w:val="21"/>
+          <w:szCs w:val="21"/>
+          <w:lang w:val="en-US"/>
+        </w:rPr>
+        <w:t>))</w:t>
+      </w:r>
+    </w:p>
+    <w:p>
+      <w:pPr>
+        <w:shd w:val="clear" w:color="auto" w:fill="1F1F1F"/>
+        <w:spacing w:after="0" w:line="285" w:lineRule="atLeast"/>
+        <w:rPr>
+          <w:rFonts w:ascii="Consolas" w:eastAsia="Times New Roman" w:hAnsi="Consolas" w:cs="Times New Roman"/>
+          <w:color w:val="CCCCCC"/>
+          <w:sz w:val="21"/>
+          <w:szCs w:val="21"/>
+          <w:lang w:val="en-US"/>
+        </w:rPr>
+      </w:pPr>
+      <w:r>
+        <w:rPr>
+          <w:rFonts w:ascii="Consolas" w:eastAsia="Times New Roman" w:hAnsi="Consolas" w:cs="Times New Roman"/>
+          <w:color w:val="CCCCCC"/>
+          <w:sz w:val="21"/>
+          <w:szCs w:val="21"/>
+          <w:lang w:val="en-US"/>
+        </w:rPr>
+        <w:t>                .</w:t>
+      </w:r>
+      <w:r>
+        <w:rPr>
+          <w:rFonts w:ascii="Consolas" w:eastAsia="Times New Roman" w:hAnsi="Consolas" w:cs="Times New Roman"/>
+          <w:color w:val="DCDCAA"/>
+          <w:sz w:val="21"/>
+          <w:szCs w:val="21"/>
+          <w:lang w:val="en-US"/>
+        </w:rPr>
+        <w:t>body</w:t>
+      </w:r>
+      <w:r>
+        <w:rPr>
+          <w:rFonts w:ascii="Consolas" w:eastAsia="Times New Roman" w:hAnsi="Consolas" w:cs="Times New Roman"/>
+          <w:color w:val="CCCCCC"/>
+          <w:sz w:val="21"/>
+          <w:szCs w:val="21"/>
+          <w:lang w:val="en-US"/>
+        </w:rPr>
+        <w:t>(</w:t>
+      </w:r>
+      <w:r>
+        <w:rPr>
+          <w:rFonts w:ascii="Consolas" w:eastAsia="Times New Roman" w:hAnsi="Consolas" w:cs="Times New Roman"/>
+          <w:color w:val="CE9178"/>
+          <w:sz w:val="21"/>
+          <w:szCs w:val="21"/>
+          <w:lang w:val="en-US"/>
+        </w:rPr>
+        <w:t>"job"</w:t>
+      </w:r>
+      <w:r>
+        <w:rPr>
+          <w:rFonts w:ascii="Consolas" w:eastAsia="Times New Roman" w:hAnsi="Consolas" w:cs="Times New Roman"/>
+          <w:color w:val="CCCCCC"/>
+          <w:sz w:val="21"/>
+          <w:szCs w:val="21"/>
+          <w:lang w:val="en-US"/>
+        </w:rPr>
+        <w:t xml:space="preserve">, </w:t>
+      </w:r>
+      <w:r>
+        <w:rPr>
+          <w:rFonts w:ascii="Consolas" w:eastAsia="Times New Roman" w:hAnsi="Consolas" w:cs="Times New Roman"/>
+          <w:color w:val="DCDCAA"/>
+          <w:sz w:val="21"/>
+          <w:szCs w:val="21"/>
+          <w:lang w:val="en-US"/>
+        </w:rPr>
+        <w:t>equalTo</w:t>
+      </w:r>
+      <w:r>
+        <w:rPr>
+          <w:rFonts w:ascii="Consolas" w:eastAsia="Times New Roman" w:hAnsi="Consolas" w:cs="Times New Roman"/>
+          <w:color w:val="CCCCCC"/>
+          <w:sz w:val="21"/>
+          <w:szCs w:val="21"/>
+          <w:lang w:val="en-US"/>
+        </w:rPr>
+        <w:t>(</w:t>
+      </w:r>
+      <w:r>
+        <w:rPr>
+          <w:rFonts w:ascii="Consolas" w:eastAsia="Times New Roman" w:hAnsi="Consolas" w:cs="Times New Roman"/>
+          <w:color w:val="CE9178"/>
+          <w:sz w:val="21"/>
+          <w:szCs w:val="21"/>
+          <w:lang w:val="en-US"/>
+        </w:rPr>
+        <w:t>"Senior Tester"</w:t>
+      </w:r>
+      <w:r>
+        <w:rPr>
+          <w:rFonts w:ascii="Consolas" w:eastAsia="Times New Roman" w:hAnsi="Consolas" w:cs="Times New Roman"/>
+          <w:color w:val="CCCCCC"/>
+          <w:sz w:val="21"/>
+          <w:szCs w:val="21"/>
+          <w:lang w:val="en-US"/>
+        </w:rPr>
+        <w:t>))</w:t>
+      </w:r>
+    </w:p>
+    <w:p>
+      <w:pPr>
+        <w:shd w:val="clear" w:color="auto" w:fill="1F1F1F"/>
+        <w:spacing w:after="0" w:line="285" w:lineRule="atLeast"/>
+        <w:rPr>
+          <w:rFonts w:ascii="Consolas" w:eastAsia="Times New Roman" w:hAnsi="Consolas" w:cs="Times New Roman"/>
+          <w:color w:val="CCCCCC"/>
+          <w:sz w:val="21"/>
+          <w:szCs w:val="21"/>
+          <w:lang w:val="en-US"/>
+        </w:rPr>
+      </w:pPr>
+      <w:r>
+        <w:rPr>
+          <w:rFonts w:ascii="Consolas" w:eastAsia="Times New Roman" w:hAnsi="Consolas" w:cs="Times New Roman"/>
+          <w:color w:val="CCCCCC"/>
+          <w:sz w:val="21"/>
+          <w:szCs w:val="21"/>
+          <w:lang w:val="en-US"/>
+        </w:rPr>
+        <w:t>                .</w:t>
+      </w:r>
+      <w:r>
+        <w:rPr>
+          <w:rFonts w:ascii="Consolas" w:eastAsia="Times New Roman" w:hAnsi="Consolas" w:cs="Times New Roman"/>
+          <w:color w:val="DCDCAA"/>
+          <w:sz w:val="21"/>
+          <w:szCs w:val="21"/>
+          <w:lang w:val="en-US"/>
+        </w:rPr>
+        <w:t>extract</w:t>
+      </w:r>
+      <w:r>
+        <w:rPr>
+          <w:rFonts w:ascii="Consolas" w:eastAsia="Times New Roman" w:hAnsi="Consolas" w:cs="Times New Roman"/>
+          <w:color w:val="CCCCCC"/>
+          <w:sz w:val="21"/>
+          <w:szCs w:val="21"/>
+          <w:lang w:val="en-US"/>
+        </w:rPr>
+        <w:t>()</w:t>
+      </w:r>
+    </w:p>
+    <w:p>
+      <w:pPr>
+        <w:shd w:val="clear" w:color="auto" w:fill="1F1F1F"/>
+        <w:spacing w:after="0" w:line="285" w:lineRule="atLeast"/>
+        <w:rPr>
+          <w:rFonts w:ascii="Consolas" w:eastAsia="Times New Roman" w:hAnsi="Consolas" w:cs="Times New Roman"/>
+          <w:color w:val="CCCCCC"/>
+          <w:sz w:val="21"/>
+          <w:szCs w:val="21"/>
+          <w:lang w:val="en-US"/>
+        </w:rPr>
+      </w:pPr>
+      <w:r>
+        <w:rPr>
+          <w:rFonts w:ascii="Consolas" w:eastAsia="Times New Roman" w:hAnsi="Consolas" w:cs="Times New Roman"/>
+          <w:color w:val="CCCCCC"/>
+          <w:sz w:val="21"/>
+          <w:szCs w:val="21"/>
+          <w:lang w:val="en-US"/>
+        </w:rPr>
+        <w:t>                .</w:t>
+      </w:r>
+      <w:r>
+        <w:rPr>
+          <w:rFonts w:ascii="Consolas" w:eastAsia="Times New Roman" w:hAnsi="Consolas" w:cs="Times New Roman"/>
+          <w:color w:val="DCDCAA"/>
+          <w:sz w:val="21"/>
+          <w:szCs w:val="21"/>
+          <w:lang w:val="en-US"/>
+        </w:rPr>
+        <w:t>response</w:t>
+      </w:r>
+      <w:r>
+        <w:rPr>
+          <w:rFonts w:ascii="Consolas" w:eastAsia="Times New Roman" w:hAnsi="Consolas" w:cs="Times New Roman"/>
+          <w:color w:val="CCCCCC"/>
+          <w:sz w:val="21"/>
+          <w:szCs w:val="21"/>
+          <w:lang w:val="en-US"/>
+        </w:rPr>
+        <w:t>();</w:t>
+      </w:r>
+    </w:p>
+    <w:p>
+      <w:pPr>
+        <w:shd w:val="clear" w:color="auto" w:fill="1F1F1F"/>
+        <w:spacing w:after="0" w:line="285" w:lineRule="atLeast"/>
+        <w:rPr>
+          <w:rFonts w:ascii="Consolas" w:eastAsia="Times New Roman" w:hAnsi="Consolas" w:cs="Times New Roman"/>
+          <w:color w:val="CCCCCC"/>
+          <w:sz w:val="21"/>
+          <w:szCs w:val="21"/>
+          <w:lang w:val="en-US"/>
+        </w:rPr>
+      </w:pPr>
+      <w:r>
+        <w:rPr>
+          <w:rFonts w:ascii="Consolas" w:eastAsia="Times New Roman" w:hAnsi="Consolas" w:cs="Times New Roman"/>
+          <w:color w:val="CCCCCC"/>
+          <w:sz w:val="21"/>
+          <w:szCs w:val="21"/>
+          <w:lang w:val="en-US"/>
+        </w:rPr>
+        <w:t>    }</w:t>
       </w:r>
     </w:p>
     <w:p>
@@ -14999,6 +17298,7 @@
           <w:szCs w:val="26"/>
           <w:lang w:eastAsia="vi-VN"/>
         </w:rPr>
+        <w:lastRenderedPageBreak/>
         <w:t>@Test</w:t>
       </w:r>
       <w:r>
@@ -15069,15 +17369,6 @@
           <w:lang w:eastAsia="vi-VN"/>
         </w:rPr>
         <w:br/>
-      </w:r>
-      <w:r>
-        <w:rPr>
-          <w:rFonts w:asciiTheme="majorHAnsi" w:eastAsia="Times New Roman" w:hAnsiTheme="majorHAnsi" w:cstheme="majorHAnsi"/>
-          <w:sz w:val="26"/>
-          <w:szCs w:val="26"/>
-          <w:lang w:eastAsia="vi-VN"/>
-        </w:rPr>
-        <w:lastRenderedPageBreak/>
         <w:t xml:space="preserve">    .then()</w:t>
       </w:r>
       <w:r>
@@ -15512,6 +17803,15 @@
           <w:lang w:eastAsia="vi-VN"/>
         </w:rPr>
         <w:br/>
+      </w:r>
+      <w:r>
+        <w:rPr>
+          <w:rFonts w:asciiTheme="majorHAnsi" w:eastAsia="Times New Roman" w:hAnsiTheme="majorHAnsi" w:cstheme="majorHAnsi"/>
+          <w:sz w:val="26"/>
+          <w:szCs w:val="26"/>
+          <w:lang w:eastAsia="vi-VN"/>
+        </w:rPr>
+        <w:lastRenderedPageBreak/>
         <w:t xml:space="preserve">            .body(request)</w:t>
       </w:r>
       <w:r>
@@ -15581,15 +17881,6 @@
           <w:lang w:eastAsia="vi-VN"/>
         </w:rPr>
         <w:br/>
-      </w:r>
-      <w:r>
-        <w:rPr>
-          <w:rFonts w:asciiTheme="majorHAnsi" w:eastAsia="Times New Roman" w:hAnsiTheme="majorHAnsi" w:cstheme="majorHAnsi"/>
-          <w:sz w:val="26"/>
-          <w:szCs w:val="26"/>
-          <w:lang w:eastAsia="vi-VN"/>
-        </w:rPr>
-        <w:lastRenderedPageBreak/>
         <w:t xml:space="preserve">    // GET</w:t>
       </w:r>
       <w:r>
@@ -16265,6 +18556,7 @@
           <w:szCs w:val="26"/>
           <w:lang w:eastAsia="vi-VN"/>
         </w:rPr>
+        <w:lastRenderedPageBreak/>
         <w:drawing>
           <wp:inline distT="0" distB="0" distL="0" distR="0" wp14:anchorId="04F72EC2" wp14:editId="29523E01">
             <wp:extent cx="5960533" cy="1711688"/>
@@ -16396,7 +18688,6 @@
           <w:szCs w:val="26"/>
           <w:lang w:eastAsia="vi-VN"/>
         </w:rPr>
-        <w:lastRenderedPageBreak/>
         <w:t xml:space="preserve">Thực hiện chaining API thành công </w:t>
       </w:r>
     </w:p>
